--- a/Testing/research_paper.docx
+++ b/Testing/research_paper.docx
@@ -3103,6 +3103,45 @@
       </w:r>
       <w:r>
         <w:t xml:space="preserve">article number, so it cannot teach the model to emit an ungrounded citation that the evidence validator (Section 4.3) would flag — raising reasoning coverage while preserving the 0 % hallucinated-citation property. Each checklist item is explicitly conditioned on the facts supporting it ("raise a point only when the facts genuinely support it — never invent one"), so the additions trade no precision for their gain in recall.</w:t>
+      </w:r>
+    </w:p>
+    <w:p>
+      <w:pPr>
+        <w:pStyle w:val="BodyText"/>
+      </w:pPr>
+      <w:r>
+        <w:t xml:space="preserve">A companion</w:t>
+      </w:r>
+      <w:r>
+        <w:t xml:space="preserve"> </w:t>
+      </w:r>
+      <w:r>
+        <w:rPr>
+          <w:b/>
+          <w:bCs/>
+        </w:rPr>
+        <w:t xml:space="preserve">charge-fidelity</w:t>
+      </w:r>
+      <w:r>
+        <w:t xml:space="preserve"> </w:t>
+      </w:r>
+      <w:r>
+        <w:t xml:space="preserve">rule extends the same precision principle to the offences themselves: the case-analysis endpoints are constrained to enumerate only offences actually charged or described in the case file, and are explicitly forbidden from inventing an uncharged offence (e.g., adding</w:t>
+      </w:r>
+      <w:r>
+        <w:t xml:space="preserve"> </w:t>
+      </w:r>
+      <w:r>
+        <w:rPr>
+          <w:rStyle w:val="VerbatimChar"/>
+        </w:rPr>
+        <w:t xml:space="preserve">قيادة بدون رخصة</w:t>
+      </w:r>
+      <w:r>
+        <w:t xml:space="preserve"> </w:t>
+      </w:r>
+      <w:r>
+        <w:t xml:space="preserve">when the file never mentions a licence). This closes a fabrication mode observed during live validation, where the generator appended a plausible-but-uncharged offence to an otherwise grounded analysis.</w:t>
       </w:r>
     </w:p>
     <w:p>

--- a/Testing/research_paper.docx
+++ b/Testing/research_paper.docx
@@ -10,7 +10,7 @@
         <w:t xml:space="preserve">Conan: A Hallucination-Resistant RAG Pipeline for Egyptian Criminal Law in Arabic</w:t>
       </w:r>
     </w:p>
-    <w:bookmarkStart w:id="42" w:name="Xa078c1faa6409be2e2a91b245e76108274514cc"/>
+    <w:bookmarkStart w:id="47" w:name="Xa078c1faa6409be2e2a91b245e76108274514cc"/>
     <w:p>
       <w:pPr>
         <w:pStyle w:val="Heading1"/>
@@ -155,7 +155,7 @@
         <w:t xml:space="preserve">100 % evidence-validation pass rate with zero hallucinations</w:t>
       </w:r>
       <w:r>
-        <w:t xml:space="preserve">, an 8-fold improvement over the baseline. We release the system, the evaluation harness, and a five-version CSV trail documenting the incremental improvements.</w:t>
+        <w:t xml:space="preserve">, an 8-fold improvement over the baseline. As a further contribution we release the underlying corpus — 933 legacy-format source files manually OCR-cleaned into 1,057 UTF-8 documents (47,028 indexed chunks) — publicly on HuggingFace. Beyond single-question Q&amp;A, the system provides case-analysis endpoints — weakness analysis, defence-memorandum drafting with an agentic self-check, and forensic-consistency checking — governed by an expert-derived procedural-defence reasoning checklist paired with a grounding-safe few-shot exemplar, and is deployed as a production FastAPI service with multi-provider failover, big-context routing, persistent multi-turn sessions, token streaming, automated watch-folder ingestion with hot-reload, and a documented .NET integration contract. We release the system, the evaluation harness, and a five-version CSV trail documenting the incremental improvements.</w:t>
       </w:r>
     </w:p>
     <w:p>
@@ -368,7 +368,7 @@
         <w:t xml:space="preserve"> </w:t>
       </w:r>
       <w:r>
-        <w:t xml:space="preserve">(Section 4.1) that detects and rejects fragmentary, markdown-formatted, or otherwise incomplete user inputs before they incur an LLM call — a class of input we observed accounted for approximately one in five fabricated-citation cases in baseline measurements.</w:t>
+        <w:t xml:space="preserve">(Section 5.1) that detects and rejects fragmentary, markdown-formatted, or otherwise incomplete user inputs before they incur an LLM call — a class of input we observed accounted for approximately one in five fabricated-citation cases in baseline measurements.</w:t>
       </w:r>
     </w:p>
     <w:p>
@@ -390,7 +390,7 @@
         <w:t xml:space="preserve"> </w:t>
       </w:r>
       <w:r>
-        <w:t xml:space="preserve">(Section 4.4) that indexes 1,494 distinct Egyptian-law article numbers from chunk metadata at startup and uses them as a deterministic second-chance grounding source when post-generation evidence validation flags a missing citation. The mechanism converts validated hallucinations into grounded answers</w:t>
+        <w:t xml:space="preserve">(Section 5.4) that indexes 1,494 distinct Egyptian-law article numbers from chunk metadata at startup and uses them as a deterministic second-chance grounding source when post-generation evidence validation flags a missing citation. The mechanism converts validated hallucinations into grounded answers</w:t>
       </w:r>
       <w:r>
         <w:t xml:space="preserve"> </w:t>
@@ -428,7 +428,7 @@
         <w:t xml:space="preserve"> </w:t>
       </w:r>
       <w:r>
-        <w:t xml:space="preserve">(Section 4.6) that automatically widens the retrieval window from k=7 to k=14, then k=21, when evidence validation fails — re-using cached chunks where possible and avoiding additional LLM calls. This mechanism captures legally-relevant articles that the initial reranker's top-k missed.</w:t>
+        <w:t xml:space="preserve">(Section 5.6) that automatically widens the retrieval window from k=7 to k=14, then k=21, when evidence validation fails — re-using cached chunks where possible and avoiding additional LLM calls. This mechanism captures legally-relevant articles that the initial reranker's top-k missed.</w:t>
       </w:r>
     </w:p>
     <w:p>
@@ -450,7 +450,7 @@
         <w:t xml:space="preserve"> </w:t>
       </w:r>
       <w:r>
-        <w:t xml:space="preserve">(Section 5) supporting three distinct retention semantics — per-question, session-attached, and permanent-corpus — across the three most common Arabic document formats (</w:t>
+        <w:t xml:space="preserve">(Section 6) supporting three distinct retention semantics — per-question, session-attached, and permanent-corpus — across the three most common Arabic document formats (</w:t>
       </w:r>
       <w:r>
         <w:rPr>
@@ -505,7 +505,7 @@
         <w:t xml:space="preserve"> </w:t>
       </w:r>
       <w:r>
-        <w:t xml:space="preserve">(Section 6) on a 28-question Arabic legal benchmark, with the per-version CSV outputs released alongside the system, allowing reproducible auditing of every architectural change.</w:t>
+        <w:t xml:space="preserve">(Section 7) on a 28-question Arabic legal benchmark, with the per-version CSV outputs released alongside the system, allowing reproducible auditing of every architectural change.</w:t>
       </w:r>
     </w:p>
     <w:p>
@@ -527,7 +527,7 @@
         <w:t xml:space="preserve"> </w:t>
       </w:r>
       <w:r>
-        <w:t xml:space="preserve">(Section 4.8) that encodes expert-lawyer case-analysis heuristics — warrant-timeline nullity, identifier mismatch, chain-of-custody, and intent-from-profession — into the case-analysis prompts, paired with a</w:t>
+        <w:t xml:space="preserve">(Section 5.8) that encodes expert-lawyer case-analysis heuristics — warrant-timeline nullity, identifier mismatch, chain-of-custody, and intent-from-profession — into the case-analysis prompts, paired with a</w:t>
       </w:r>
       <w:r>
         <w:t xml:space="preserve"> </w:t>
@@ -548,10 +548,78 @@
     </w:p>
     <w:p>
       <w:pPr>
+        <w:pStyle w:val="Compact"/>
+        <w:numPr>
+          <w:ilvl w:val="0"/>
+          <w:numId w:val="1001"/>
+        </w:numPr>
+      </w:pPr>
+      <w:r>
+        <w:rPr>
+          <w:b/>
+          <w:bCs/>
+        </w:rPr>
+        <w:t xml:space="preserve">An open Egyptian-criminal-law corpus</w:t>
+      </w:r>
+      <w:r>
+        <w:t xml:space="preserve"> </w:t>
+      </w:r>
+      <w:r>
+        <w:t xml:space="preserve">(Section 3) manually OCR-processed from 933 legacy</w:t>
+      </w:r>
+      <w:r>
+        <w:t xml:space="preserve"> </w:t>
+      </w:r>
+      <w:r>
+        <w:rPr>
+          <w:rStyle w:val="VerbatimChar"/>
+        </w:rPr>
+        <w:t xml:space="preserve">.doc</w:t>
+      </w:r>
+      <w:r>
+        <w:t xml:space="preserve">/</w:t>
+      </w:r>
+      <w:r>
+        <w:rPr>
+          <w:rStyle w:val="VerbatimChar"/>
+        </w:rPr>
+        <w:t xml:space="preserve">.pdf</w:t>
+      </w:r>
+      <w:r>
+        <w:t xml:space="preserve"> </w:t>
+      </w:r>
+      <w:r>
+        <w:t xml:space="preserve">source files into 1,057 cleaned UTF-8 documents (47,028 indexed chunks) and released publicly on HuggingFace — to our knowledge the first open-licensed corpus focused on Egyptian criminal law at this scope.</w:t>
+      </w:r>
+    </w:p>
+    <w:p>
+      <w:pPr>
+        <w:pStyle w:val="Compact"/>
+        <w:numPr>
+          <w:ilvl w:val="0"/>
+          <w:numId w:val="1001"/>
+        </w:numPr>
+      </w:pPr>
+      <w:r>
+        <w:rPr>
+          <w:b/>
+          <w:bCs/>
+        </w:rPr>
+        <w:t xml:space="preserve">A production-grade operational architecture</w:t>
+      </w:r>
+      <w:r>
+        <w:t xml:space="preserve"> </w:t>
+      </w:r>
+      <w:r>
+        <w:t xml:space="preserve">(Sections 4, 8): a multi-provider, multi-key failover chain with big-context routing for large case files, persistent compacting multi-turn sessions, token streaming, automated watch-folder ingestion with in-place index hot-reload, an agentic self-check for defence memoranda (Section 5.9), and a frozen, documented wire contract for an external .NET frontend.</w:t>
+      </w:r>
+    </w:p>
+    <w:p>
+      <w:pPr>
         <w:pStyle w:val="FirstParagraph"/>
       </w:pPr>
       <w:r>
-        <w:t xml:space="preserve">The remainder of the paper is organised as follows. Section 2 surveys related work on Arabic legal RAG, multilingual retrieval, and hallucination mitigation. Section 3 describes the base retrieval architecture. Section 4 presents the six grounding-defence mechanisms in detail. Section 5 describes the document-upload subsystem. Section 6 reports the evaluation methodology and results. Section 7 discusses limitations and Section 8 concludes.</w:t>
+        <w:t xml:space="preserve">The remainder of the paper is organised as follows. Section 2 surveys related work on Arabic legal RAG, multilingual retrieval, and hallucination mitigation. Section 3 describes the construction and public release of the Egyptian-criminal-law corpus. Section 4 describes the base retrieval and operational architecture. Section 5 presents the grounding-defence mechanisms in detail. Section 6 describes the document-upload and ingestion subsystem. Section 7 reports the evaluation methodology and results. Section 8 covers implementation, deployment, and frontend integration. Section 9 discusses limitations and Section 10 concludes.</w:t>
       </w:r>
     </w:p>
     <w:p>
@@ -594,7 +662,7 @@
         <w:pStyle w:val="BodyText"/>
       </w:pPr>
       <w:r>
-        <w:t xml:space="preserve">Alghamdi et al. [4] focus specifically on the retriever component, evaluating multiple Arabic information-retrieval techniques in the context of question answering. They demonstrate that retrieval quality is the dominant factor in downstream answer correctness — a finding our own iterative-retrieval mechanism (Section 4.6) extends by treating retrieval k as an adaptively-tunable parameter rather than a fixed hyperparameter.</w:t>
+        <w:t xml:space="preserve">Alghamdi et al. [4] focus specifically on the retriever component, evaluating multiple Arabic information-retrieval techniques in the context of question answering. They demonstrate that retrieval quality is the dominant factor in downstream answer correctness — a finding our own iterative-retrieval mechanism (Section 5.6) extends by treating retrieval k as an adaptively-tunable parameter rather than a fixed hyperparameter.</w:t>
       </w:r>
     </w:p>
     <w:bookmarkEnd w:id="12"/>
@@ -691,7 +759,7 @@
         <w:t xml:space="preserve"> </w:t>
       </w:r>
       <w:r>
-        <w:t xml:space="preserve">angle, introducing a synthetic benchmark of 500 legal articles and 1,000 Q&amp;A pairs and evaluating the impact of Farasa-based morphological segmentation on BM25, Ada v3, BGE-M3, GTE, and Mistral-embed retrievers. Their hybrid Farasa-BM25 + Ada v3 configuration reaches a Mean Average Precision of 0.8304 and nDCG@10 of 0.8626 — figures that informed our choice to keep BM25 as a complementary signal alongside dense FAISS retrieval (Section 3) rather than abandoning it in favour of pure dense retrieval.</w:t>
+        <w:t xml:space="preserve">angle, introducing a synthetic benchmark of 500 legal articles and 1,000 Q&amp;A pairs and evaluating the impact of Farasa-based morphological segmentation on BM25, Ada v3, BGE-M3, GTE, and Mistral-embed retrievers. Their hybrid Farasa-BM25 + Ada v3 configuration reaches a Mean Average Precision of 0.8304 and nDCG@10 of 0.8626 — figures that informed our choice to keep BM25 as a complementary signal alongside dense FAISS retrieval (Section 4) rather than abandoning it in favour of pure dense retrieval.</w:t>
       </w:r>
     </w:p>
     <w:bookmarkEnd w:id="13"/>
@@ -905,13 +973,13 @@
     </w:p>
     <w:bookmarkEnd w:id="16"/>
     <w:bookmarkEnd w:id="17"/>
-    <w:bookmarkStart w:id="18" w:name="X0833a92bf396f899e20be29b4b6cbf30c8d8a95"/>
+    <w:bookmarkStart w:id="18" w:name="Xe32ecd96ee7de6a390237bee429f224e2fd9f80"/>
     <w:p>
       <w:pPr>
         <w:pStyle w:val="Heading2"/>
       </w:pPr>
       <w:r>
-        <w:t xml:space="preserve">3. System Architecture</w:t>
+        <w:t xml:space="preserve">3. Dataset Construction</w:t>
       </w:r>
     </w:p>
     <w:p>
@@ -919,126 +987,7 @@
         <w:pStyle w:val="FirstParagraph"/>
       </w:pPr>
       <w:r>
-        <w:t xml:space="preserve">Conan is implemented as a FastAPI service backed by a retrieval index of 47,028 chunks built from the Egyptian Penal Code, the Code of Criminal Procedure, a curated subset of cassation rulings, the Cassation Encyclopedia, and supplementary criminal-law references. The base architecture follows the pattern established by [1], [2], and [4]:</w:t>
-      </w:r>
-    </w:p>
-    <w:p>
-      <w:pPr>
-        <w:pStyle w:val="BodyText"/>
-      </w:pPr>
-      <w:r>
-        <w:rPr>
-          <w:b/>
-          <w:bCs/>
-        </w:rPr>
-        <w:t xml:space="preserve">Retrieval.</w:t>
-      </w:r>
-      <w:r>
-        <w:t xml:space="preserve"> </w:t>
-      </w:r>
-      <w:r>
-        <w:t xml:space="preserve">A user query is encoded with a multilingual sentence-transformer (paraphrase-multilingual-MiniLM-L12-v2 in our deployment) and used to query a FAISS index of pre-computed chunk embeddings. In parallel, the same query is BM25-tokenised (with Arabic-Indic digit normalisation and alef-form unification) and scored against the corpus via a</w:t>
-      </w:r>
-      <w:r>
-        <w:t xml:space="preserve"> </w:t>
-      </w:r>
-      <w:r>
-        <w:rPr>
-          <w:rStyle w:val="VerbatimChar"/>
-        </w:rPr>
-        <w:t xml:space="preserve">rank_bm25</w:t>
-      </w:r>
-      <w:r>
-        <w:t xml:space="preserve"> </w:t>
-      </w:r>
-      <w:r>
-        <w:t xml:space="preserve">BM25Okapi index. The top-30 results from each branch are fused using</w:t>
-      </w:r>
-      <w:r>
-        <w:t xml:space="preserve"> </w:t>
-      </w:r>
-      <w:r>
-        <w:rPr>
-          <w:b/>
-          <w:bCs/>
-        </w:rPr>
-        <w:t xml:space="preserve">Reciprocal Rank Fusion</w:t>
-      </w:r>
-      <w:r>
-        <w:t xml:space="preserve"> </w:t>
-      </w:r>
-      <w:r>
-        <w:t xml:space="preserve">with the canonical RRF constant</w:t>
-      </w:r>
-      <w:r>
-        <w:t xml:space="preserve"> </w:t>
-      </w:r>
-      <w:r>
-        <w:rPr>
-          <w:rStyle w:val="VerbatimChar"/>
-        </w:rPr>
-        <w:t xml:space="preserve">k = 60</w:t>
-      </w:r>
-      <w:r>
-        <w:t xml:space="preserve">. The fused top-30 candidates are passed to a</w:t>
-      </w:r>
-      <w:r>
-        <w:t xml:space="preserve"> </w:t>
-      </w:r>
-      <w:r>
-        <w:rPr>
-          <w:b/>
-          <w:bCs/>
-        </w:rPr>
-        <w:t xml:space="preserve">cross-encoder reranker</w:t>
-      </w:r>
-      <w:r>
-        <w:t xml:space="preserve"> </w:t>
-      </w:r>
-      <w:r>
-        <w:t xml:space="preserve">(BGE-Reranker-v2-M3 with sigmoid-bounded outputs), which produces the final top-</w:t>
-      </w:r>
-      <w:r>
-        <w:rPr>
-          <w:rStyle w:val="VerbatimChar"/>
-        </w:rPr>
-        <w:t xml:space="preserve">k</w:t>
-      </w:r>
-      <w:r>
-        <w:t xml:space="preserve"> </w:t>
-      </w:r>
-      <w:r>
-        <w:t xml:space="preserve">set (default</w:t>
-      </w:r>
-      <w:r>
-        <w:t xml:space="preserve"> </w:t>
-      </w:r>
-      <w:r>
-        <w:rPr>
-          <w:rStyle w:val="VerbatimChar"/>
-        </w:rPr>
-        <w:t xml:space="preserve">k = 7</w:t>
-      </w:r>
-      <w:r>
-        <w:t xml:space="preserve">) used as context.</w:t>
-      </w:r>
-    </w:p>
-    <w:p>
-      <w:pPr>
-        <w:pStyle w:val="BodyText"/>
-      </w:pPr>
-      <w:r>
-        <w:rPr>
-          <w:b/>
-          <w:bCs/>
-        </w:rPr>
-        <w:t xml:space="preserve">Context expansion.</w:t>
-      </w:r>
-      <w:r>
-        <w:t xml:space="preserve"> </w:t>
-      </w:r>
-      <w:r>
-        <w:t xml:space="preserve">Each surviving chunk is grown by one</w:t>
+        <w:t xml:space="preserve">A central practical obstacle to Arabic legal RAG is the</w:t>
       </w:r>
       <w:r>
         <w:t xml:space="preserve"> </w:t>
@@ -1048,13 +997,19 @@
           <w:i/>
           <w:iCs/>
         </w:rPr>
-        <w:t xml:space="preserve">same-source</w:t>
-      </w:r>
-      <w:r>
-        <w:t xml:space="preserve"> </w:t>
-      </w:r>
-      <w:r>
-        <w:t xml:space="preserve">neighbour on each side, providing roughly 2× the textual context per chunk while preventing cross-document contamination.</w:t>
+        <w:t xml:space="preserve">scarcity of clean, machine-readable Egyptian legal text</w:t>
+      </w:r>
+      <w:r>
+        <w:t xml:space="preserve">. Authoritative Egyptian criminal-law material — particularly cassation-court rulings and the historical foundations of the Penal Code — exists almost exclusively as scanned PDFs and as legacy Microsoft Word 97/2003 binaries (</w:t>
+      </w:r>
+      <w:r>
+        <w:rPr>
+          <w:rStyle w:val="VerbatimChar"/>
+        </w:rPr>
+        <w:t xml:space="preserve">.doc</w:t>
+      </w:r>
+      <w:r>
+        <w:t xml:space="preserve">), both essentially unreadable to standard NLP pipelines without manual intervention. The corpus we release was constructed from scratch to address exactly this gap.</w:t>
       </w:r>
     </w:p>
     <w:p>
@@ -1066,91 +1021,65 @@
           <w:b/>
           <w:bCs/>
         </w:rPr>
-        <w:t xml:space="preserve">Generation.</w:t>
-      </w:r>
-      <w:r>
-        <w:t xml:space="preserve"> </w:t>
-      </w:r>
-      <w:r>
-        <w:t xml:space="preserve">The final context, expert-rule entries (matched by keyword from a curated</w:t>
-      </w:r>
-      <w:r>
-        <w:t xml:space="preserve"> </w:t>
-      </w:r>
-      <w:r>
-        <w:rPr>
-          <w:rStyle w:val="VerbatimChar"/>
-        </w:rPr>
-        <w:t xml:space="preserve">expert_rules.json</w:t>
-      </w:r>
-      <w:r>
-        <w:t xml:space="preserve">), and the user's question are formatted into a prompt template enforcing strict textual adherence ("Use the provided texts ONLY") and dispatched to the LLM provider chain. The deployment uses Groq's</w:t>
-      </w:r>
-      <w:r>
-        <w:t xml:space="preserve"> </w:t>
-      </w:r>
-      <w:r>
-        <w:rPr>
-          <w:rStyle w:val="VerbatimChar"/>
-        </w:rPr>
-        <w:t xml:space="preserve">llama-3.3-70b-versatile</w:t>
-      </w:r>
-      <w:r>
-        <w:t xml:space="preserve"> </w:t>
-      </w:r>
-      <w:r>
-        <w:t xml:space="preserve">as the primary, with Google Gemini and OpenRouter Qwen as fallback tiers. Multi-key rotation handles per-minute rate limits.</w:t>
-      </w:r>
-    </w:p>
-    <w:p>
-      <w:pPr>
-        <w:pStyle w:val="BodyText"/>
-      </w:pPr>
-      <w:r>
-        <w:rPr>
-          <w:b/>
-          <w:bCs/>
-        </w:rPr>
-        <w:t xml:space="preserve">Confidence scoring.</w:t>
-      </w:r>
-      <w:r>
-        <w:t xml:space="preserve"> </w:t>
-      </w:r>
-      <w:r>
-        <w:t xml:space="preserve">A weighted heuristic over four signals — mean rerank score, source count (capped at 5), article-validation pass/fail (Section 4.3), and topic-match (encyclopedia folder taxonomy matching) — produces a confidence value in [0, 1] alongside a structured breakdown. Answers below a configurable threshold (default 0.5) carry a low-confidence warning.</w:t>
-      </w:r>
-    </w:p>
-    <w:p>
-      <w:pPr>
-        <w:pStyle w:val="BodyText"/>
-      </w:pPr>
-      <w:r>
-        <w:rPr>
-          <w:b/>
-          <w:bCs/>
-        </w:rPr>
-        <w:t xml:space="preserve">Session management.</w:t>
-      </w:r>
-      <w:r>
-        <w:t xml:space="preserve"> </w:t>
-      </w:r>
-      <w:r>
-        <w:t xml:space="preserve">Multi-turn conversations are managed via a thread-safe</w:t>
-      </w:r>
-      <w:r>
-        <w:t xml:space="preserve"> </w:t>
-      </w:r>
-      <w:r>
-        <w:rPr>
-          <w:rStyle w:val="VerbatimChar"/>
-        </w:rPr>
-        <w:t xml:space="preserve">SessionManager</w:t>
-      </w:r>
-      <w:r>
-        <w:t xml:space="preserve"> </w:t>
-      </w:r>
-      <w:r>
-        <w:t xml:space="preserve">with sliding-window compaction, atomic JSON-file persistence, and a TTL-based pruner. Each session can additionally carry a list of</w:t>
+        <w:t xml:space="preserve">Source collection.</w:t>
+      </w:r>
+      <w:r>
+        <w:t xml:space="preserve"> </w:t>
+      </w:r>
+      <w:r>
+        <w:t xml:space="preserve">We assembled an initial set of</w:t>
+      </w:r>
+      <w:r>
+        <w:t xml:space="preserve"> </w:t>
+      </w:r>
+      <w:r>
+        <w:rPr>
+          <w:b/>
+          <w:bCs/>
+        </w:rPr>
+        <w:t xml:space="preserve">933 source files</w:t>
+      </w:r>
+      <w:r>
+        <w:t xml:space="preserve"> </w:t>
+      </w:r>
+      <w:r>
+        <w:t xml:space="preserve">(818</w:t>
+      </w:r>
+      <w:r>
+        <w:t xml:space="preserve"> </w:t>
+      </w:r>
+      <w:r>
+        <w:rPr>
+          <w:rStyle w:val="VerbatimChar"/>
+        </w:rPr>
+        <w:t xml:space="preserve">.doc</w:t>
+      </w:r>
+      <w:r>
+        <w:t xml:space="preserve">, 112</w:t>
+      </w:r>
+      <w:r>
+        <w:t xml:space="preserve"> </w:t>
+      </w:r>
+      <w:r>
+        <w:rPr>
+          <w:rStyle w:val="VerbatimChar"/>
+        </w:rPr>
+        <w:t xml:space="preserve">.pdf</w:t>
+      </w:r>
+      <w:r>
+        <w:t xml:space="preserve">, 3</w:t>
+      </w:r>
+      <w:r>
+        <w:t xml:space="preserve"> </w:t>
+      </w:r>
+      <w:r>
+        <w:rPr>
+          <w:rStyle w:val="VerbatimChar"/>
+        </w:rPr>
+        <w:t xml:space="preserve">.docx</w:t>
+      </w:r>
+      <w:r>
+        <w:t xml:space="preserve">) covering ten distinct collections: the Penal Code with its explanatory memorandum, the Code of Criminal Procedure with commentaries, the four-volume</w:t>
       </w:r>
       <w:r>
         <w:t xml:space="preserve"> </w:t>
@@ -1160,13 +1089,463 @@
           <w:i/>
           <w:iCs/>
         </w:rPr>
-        <w:t xml:space="preserve">attached documents</w:t>
-      </w:r>
-      <w:r>
-        <w:t xml:space="preserve"> </w:t>
-      </w:r>
-      <w:r>
-        <w:t xml:space="preserve">(Section 5).</w:t>
+        <w:t xml:space="preserve">Rules Established by the Court of Cassation</w:t>
+      </w:r>
+      <w:r>
+        <w:t xml:space="preserve">, the four-volume</w:t>
+      </w:r>
+      <w:r>
+        <w:t xml:space="preserve"> </w:t>
+      </w:r>
+      <w:r>
+        <w:rPr>
+          <w:i/>
+          <w:iCs/>
+        </w:rPr>
+        <w:t xml:space="preserve">Most Recent Principles Issued by the Criminal Chambers</w:t>
+      </w:r>
+      <w:r>
+        <w:t xml:space="preserve">, the</w:t>
+      </w:r>
+      <w:r>
+        <w:t xml:space="preserve"> </w:t>
+      </w:r>
+      <w:r>
+        <w:rPr>
+          <w:i/>
+          <w:iCs/>
+        </w:rPr>
+        <w:t xml:space="preserve">Encyclopedia of Cassation Criminal Rulings</w:t>
+      </w:r>
+      <w:r>
+        <w:t xml:space="preserve"> </w:t>
+      </w:r>
+      <w:r>
+        <w:t xml:space="preserve">(793</w:t>
+      </w:r>
+      <w:r>
+        <w:t xml:space="preserve"> </w:t>
+      </w:r>
+      <w:r>
+        <w:rPr>
+          <w:rStyle w:val="VerbatimChar"/>
+        </w:rPr>
+        <w:t xml:space="preserve">.doc</w:t>
+      </w:r>
+      <w:r>
+        <w:t xml:space="preserve"> </w:t>
+      </w:r>
+      <w:r>
+        <w:t xml:space="preserve">files — the bulk of the manual-conversion effort), the</w:t>
+      </w:r>
+      <w:r>
+        <w:t xml:space="preserve"> </w:t>
+      </w:r>
+      <w:r>
+        <w:rPr>
+          <w:i/>
+          <w:iCs/>
+        </w:rPr>
+        <w:t xml:space="preserve">Quarter-Century Collection (1931–1955)</w:t>
+      </w:r>
+      <w:r>
+        <w:t xml:space="preserve">, the</w:t>
+      </w:r>
+      <w:r>
+        <w:t xml:space="preserve"> </w:t>
+      </w:r>
+      <w:r>
+        <w:rPr>
+          <w:i/>
+          <w:iCs/>
+        </w:rPr>
+        <w:t xml:space="preserve">Forensic Medicine Series</w:t>
+      </w:r>
+      <w:r>
+        <w:t xml:space="preserve">, separate</w:t>
+      </w:r>
+      <w:r>
+        <w:t xml:space="preserve"> </w:t>
+      </w:r>
+      <w:r>
+        <w:rPr>
+          <w:i/>
+          <w:iCs/>
+        </w:rPr>
+        <w:t xml:space="preserve">Felonies</w:t>
+      </w:r>
+      <w:r>
+        <w:t xml:space="preserve"> </w:t>
+      </w:r>
+      <w:r>
+        <w:t xml:space="preserve">(</w:t>
+      </w:r>
+      <w:r>
+        <w:rPr>
+          <w:rStyle w:val="VerbatimChar"/>
+        </w:rPr>
+        <w:t xml:space="preserve">جنايات</w:t>
+      </w:r>
+      <w:r>
+        <w:t xml:space="preserve">) and</w:t>
+      </w:r>
+      <w:r>
+        <w:t xml:space="preserve"> </w:t>
+      </w:r>
+      <w:r>
+        <w:rPr>
+          <w:i/>
+          <w:iCs/>
+        </w:rPr>
+        <w:t xml:space="preserve">Misdemeanours</w:t>
+      </w:r>
+      <w:r>
+        <w:t xml:space="preserve"> </w:t>
+      </w:r>
+      <w:r>
+        <w:t xml:space="preserve">(</w:t>
+      </w:r>
+      <w:r>
+        <w:rPr>
+          <w:rStyle w:val="VerbatimChar"/>
+        </w:rPr>
+        <w:t xml:space="preserve">جنح</w:t>
+      </w:r>
+      <w:r>
+        <w:t xml:space="preserve">) collections, and criminal-law textbooks. The dominance of</w:t>
+      </w:r>
+      <w:r>
+        <w:t xml:space="preserve"> </w:t>
+      </w:r>
+      <w:r>
+        <w:rPr>
+          <w:rStyle w:val="VerbatimChar"/>
+        </w:rPr>
+        <w:t xml:space="preserve">.doc</w:t>
+      </w:r>
+      <w:r>
+        <w:t xml:space="preserve"> </w:t>
+      </w:r>
+      <w:r>
+        <w:t xml:space="preserve">legacy binaries (87.3 %) is characteristic of Egyptian government and university legal archives dating to the 1990s–2000s.</w:t>
+      </w:r>
+    </w:p>
+    <w:p>
+      <w:pPr>
+        <w:pStyle w:val="BodyText"/>
+      </w:pPr>
+      <w:r>
+        <w:rPr>
+          <w:b/>
+          <w:bCs/>
+        </w:rPr>
+        <w:t xml:space="preserve">Manual OCR and cleaning pipeline.</w:t>
+      </w:r>
+      <w:r>
+        <w:t xml:space="preserve"> </w:t>
+      </w:r>
+      <w:r>
+        <w:t xml:space="preserve">Each legacy</w:t>
+      </w:r>
+      <w:r>
+        <w:t xml:space="preserve"> </w:t>
+      </w:r>
+      <w:r>
+        <w:rPr>
+          <w:rStyle w:val="VerbatimChar"/>
+        </w:rPr>
+        <w:t xml:space="preserve">.doc</w:t>
+      </w:r>
+      <w:r>
+        <w:t xml:space="preserve"> </w:t>
+      </w:r>
+      <w:r>
+        <w:t xml:space="preserve">was opened, converted, and manually cleaned; scanned PDFs were processed with</w:t>
+      </w:r>
+      <w:r>
+        <w:t xml:space="preserve"> </w:t>
+      </w:r>
+      <w:r>
+        <w:rPr>
+          <w:rStyle w:val="VerbatimChar"/>
+        </w:rPr>
+        <w:t xml:space="preserve">pdftotext -layout -enc UTF-8</w:t>
+      </w:r>
+      <w:r>
+        <w:t xml:space="preserve"> </w:t>
+      </w:r>
+      <w:r>
+        <w:t xml:space="preserve">(poppler-utils) and a second OCR pass where no text layer existed. Each output was reviewed for: paragraph-break preservation across page boundaries; removal of running headers/footers/page numbers; normalisation of the four alef forms (</w:t>
+      </w:r>
+      <w:r>
+        <w:rPr>
+          <w:rStyle w:val="VerbatimChar"/>
+        </w:rPr>
+        <w:t xml:space="preserve">أ</w:t>
+      </w:r>
+      <w:r>
+        <w:t xml:space="preserve">,</w:t>
+      </w:r>
+      <w:r>
+        <w:t xml:space="preserve"> </w:t>
+      </w:r>
+      <w:r>
+        <w:rPr>
+          <w:rStyle w:val="VerbatimChar"/>
+        </w:rPr>
+        <w:t xml:space="preserve">إ</w:t>
+      </w:r>
+      <w:r>
+        <w:t xml:space="preserve">,</w:t>
+      </w:r>
+      <w:r>
+        <w:t xml:space="preserve"> </w:t>
+      </w:r>
+      <w:r>
+        <w:rPr>
+          <w:rStyle w:val="VerbatimChar"/>
+        </w:rPr>
+        <w:t xml:space="preserve">آ</w:t>
+      </w:r>
+      <w:r>
+        <w:t xml:space="preserve">,</w:t>
+      </w:r>
+      <w:r>
+        <w:t xml:space="preserve"> </w:t>
+      </w:r>
+      <w:r>
+        <w:rPr>
+          <w:rStyle w:val="VerbatimChar"/>
+        </w:rPr>
+        <w:t xml:space="preserve">ا</w:t>
+      </w:r>
+      <w:r>
+        <w:t xml:space="preserve">) to a canonical alef; harmonisation of Arabic-Indic (</w:t>
+      </w:r>
+      <w:r>
+        <w:rPr>
+          <w:rStyle w:val="VerbatimChar"/>
+        </w:rPr>
+        <w:t xml:space="preserve">٠</w:t>
+      </w:r>
+      <w:r>
+        <w:t xml:space="preserve">–</w:t>
+      </w:r>
+      <w:r>
+        <w:rPr>
+          <w:rStyle w:val="VerbatimChar"/>
+        </w:rPr>
+        <w:t xml:space="preserve">٩</w:t>
+      </w:r>
+      <w:r>
+        <w:t xml:space="preserve">) and Eastern Arabic-Indic digits to Western 0–9; removal of boilerplate (</w:t>
+      </w:r>
+      <w:r>
+        <w:rPr>
+          <w:rStyle w:val="VerbatimChar"/>
+        </w:rPr>
+        <w:t xml:space="preserve">بسم الله الرحمن الرحيم</w:t>
+      </w:r>
+      <w:r>
+        <w:t xml:space="preserve">,</w:t>
+      </w:r>
+      <w:r>
+        <w:t xml:space="preserve"> </w:t>
+      </w:r>
+      <w:r>
+        <w:rPr>
+          <w:rStyle w:val="VerbatimChar"/>
+        </w:rPr>
+        <w:t xml:space="preserve">باسم الشعب</w:t>
+      </w:r>
+      <w:r>
+        <w:t xml:space="preserve">); and preservation of article-number markers (</w:t>
+      </w:r>
+      <w:r>
+        <w:rPr>
+          <w:rStyle w:val="VerbatimChar"/>
+        </w:rPr>
+        <w:t xml:space="preserve">المادة</w:t>
+      </w:r>
+      <w:r>
+        <w:t xml:space="preserve">,</w:t>
+      </w:r>
+      <w:r>
+        <w:t xml:space="preserve"> </w:t>
+      </w:r>
+      <w:r>
+        <w:rPr>
+          <w:rStyle w:val="VerbatimChar"/>
+        </w:rPr>
+        <w:t xml:space="preserve">المواد</w:t>
+      </w:r>
+      <w:r>
+        <w:t xml:space="preserve">,</w:t>
+      </w:r>
+      <w:r>
+        <w:t xml:space="preserve"> </w:t>
+      </w:r>
+      <w:r>
+        <w:rPr>
+          <w:rStyle w:val="VerbatimChar"/>
+        </w:rPr>
+        <w:t xml:space="preserve">مادة</w:t>
+      </w:r>
+      <w:r>
+        <w:t xml:space="preserve">) so the downstream</w:t>
+      </w:r>
+      <w:r>
+        <w:t xml:space="preserve"> </w:t>
+      </w:r>
+      <w:r>
+        <w:rPr>
+          <w:rStyle w:val="VerbatimChar"/>
+        </w:rPr>
+        <w:t xml:space="preserve">extract_article_references</w:t>
+      </w:r>
+      <w:r>
+        <w:t xml:space="preserve"> </w:t>
+      </w:r>
+      <w:r>
+        <w:t xml:space="preserve">extractor (Section 5.3) can find them.</w:t>
+      </w:r>
+    </w:p>
+    <w:p>
+      <w:pPr>
+        <w:pStyle w:val="BodyText"/>
+      </w:pPr>
+      <w:r>
+        <w:rPr>
+          <w:b/>
+          <w:bCs/>
+        </w:rPr>
+        <w:t xml:space="preserve">Result and public release.</w:t>
+      </w:r>
+      <w:r>
+        <w:t xml:space="preserve"> </w:t>
+      </w:r>
+      <w:r>
+        <w:t xml:space="preserve">The cleaned corpus (</w:t>
+      </w:r>
+      <w:r>
+        <w:rPr>
+          <w:rStyle w:val="VerbatimChar"/>
+        </w:rPr>
+        <w:t xml:space="preserve">final_total_dataset/</w:t>
+      </w:r>
+      <w:r>
+        <w:t xml:space="preserve">) contains</w:t>
+      </w:r>
+      <w:r>
+        <w:t xml:space="preserve"> </w:t>
+      </w:r>
+      <w:r>
+        <w:rPr>
+          <w:b/>
+          <w:bCs/>
+        </w:rPr>
+        <w:t xml:space="preserve">1,057 documents</w:t>
+      </w:r>
+      <w:r>
+        <w:t xml:space="preserve"> </w:t>
+      </w:r>
+      <w:r>
+        <w:t xml:space="preserve">(818 cleaned</w:t>
+      </w:r>
+      <w:r>
+        <w:t xml:space="preserve"> </w:t>
+      </w:r>
+      <w:r>
+        <w:rPr>
+          <w:rStyle w:val="VerbatimChar"/>
+        </w:rPr>
+        <w:t xml:space="preserve">.txt</w:t>
+      </w:r>
+      <w:r>
+        <w:t xml:space="preserve">, 238 PDFs retained where layout was load-bearing, 1</w:t>
+      </w:r>
+      <w:r>
+        <w:t xml:space="preserve"> </w:t>
+      </w:r>
+      <w:r>
+        <w:rPr>
+          <w:rStyle w:val="VerbatimChar"/>
+        </w:rPr>
+        <w:t xml:space="preserve">.docx</w:t>
+      </w:r>
+      <w:r>
+        <w:t xml:space="preserve">), ~200 MB of UTF-8 Arabic, organised into nine top-level subdirectories preserving the original taxonomy. It is released publicly on HuggingFace as</w:t>
+      </w:r>
+      <w:r>
+        <w:t xml:space="preserve"> </w:t>
+      </w:r>
+      <w:r>
+        <w:rPr>
+          <w:i/>
+          <w:iCs/>
+        </w:rPr>
+        <w:t xml:space="preserve">Egyptian_Criminal_Legal_Assistant_RAG_V2</w:t>
+      </w:r>
+      <w:r>
+        <w:t xml:space="preserve"> </w:t>
+      </w:r>
+      <w:r>
+        <w:t xml:space="preserve">— to our knowledge the first open-licensed Arabic-legal corpus focused on Egyptian criminal law at this scope.</w:t>
+      </w:r>
+    </w:p>
+    <w:p>
+      <w:pPr>
+        <w:pStyle w:val="BodyText"/>
+      </w:pPr>
+      <w:r>
+        <w:rPr>
+          <w:b/>
+          <w:bCs/>
+        </w:rPr>
+        <w:t xml:space="preserve">Indexing.</w:t>
+      </w:r>
+      <w:r>
+        <w:t xml:space="preserve"> </w:t>
+      </w:r>
+      <w:r>
+        <w:t xml:space="preserve">The corpus is processed by doc-type-aware chunking (</w:t>
+      </w:r>
+      <w:r>
+        <w:rPr>
+          <w:rStyle w:val="VerbatimChar"/>
+        </w:rPr>
+        <w:t xml:space="preserve">CHUNKING_CONFIGS</w:t>
+      </w:r>
+      <w:r>
+        <w:t xml:space="preserve">: 2,000 chars / 200 overlap for penal-code and cassation material, 3,000/400 for case files, 2,048/300 for procedural texts and rule collections), embedded with a multilingual sentence-transformer, and indexed in FAISS alongside a parallel BM25 index. The resulting index contains</w:t>
+      </w:r>
+      <w:r>
+        <w:t xml:space="preserve"> </w:t>
+      </w:r>
+      <w:r>
+        <w:rPr>
+          <w:b/>
+          <w:bCs/>
+        </w:rPr>
+        <w:t xml:space="preserve">47,028 chunks</w:t>
+      </w:r>
+      <w:r>
+        <w:t xml:space="preserve">, of which 14,882 (31.6 %) carry</w:t>
+      </w:r>
+      <w:r>
+        <w:t xml:space="preserve"> </w:t>
+      </w:r>
+      <w:r>
+        <w:rPr>
+          <w:rStyle w:val="VerbatimChar"/>
+        </w:rPr>
+        <w:t xml:space="preserve">referenced_articles</w:t>
+      </w:r>
+      <w:r>
+        <w:t xml:space="preserve"> </w:t>
+      </w:r>
+      <w:r>
+        <w:t xml:space="preserve">metadata covering 1,494 distinct article numbers — the property exploited by the article-lookup rescue (Section 5.5).</w:t>
       </w:r>
     </w:p>
     <w:p>
@@ -1177,13 +1556,13 @@
       </w:r>
     </w:p>
     <w:bookmarkEnd w:id="18"/>
-    <w:bookmarkStart w:id="27" w:name="X62d9c5469e670121f3cfe51e9d8004b7d8431cb"/>
+    <w:bookmarkStart w:id="19" w:name="X8f7a4c586594c8ffe9f29f84309b748aacc6016"/>
     <w:p>
       <w:pPr>
         <w:pStyle w:val="Heading2"/>
       </w:pPr>
       <w:r>
-        <w:t xml:space="preserve">4. Grounding-Defence Pipeline</w:t>
+        <w:t xml:space="preserve">4. System Architecture</w:t>
       </w:r>
     </w:p>
     <w:p>
@@ -1191,70 +1570,126 @@
         <w:pStyle w:val="FirstParagraph"/>
       </w:pPr>
       <w:r>
-        <w:t xml:space="preserve">The core contribution of this paper is the layered defence pipeline that sits on top of the architecture in Section 3. Each layer targets a specific failure mode observed in baseline measurements (Section 6.1).</w:t>
-      </w:r>
-    </w:p>
-    <w:bookmarkStart w:id="19" w:name="X6de4677425a0614735e1383fff2978c10dc19da"/>
-    <w:p>
-      <w:pPr>
-        <w:pStyle w:val="Heading3"/>
-      </w:pPr>
-      <w:r>
-        <w:t xml:space="preserve">4.1 Input gating</w:t>
-      </w:r>
-    </w:p>
-    <w:p>
-      <w:pPr>
-        <w:pStyle w:val="FirstParagraph"/>
-      </w:pPr>
-      <w:r>
-        <w:rPr>
-          <w:b/>
-          <w:bCs/>
-        </w:rPr>
-        <w:t xml:space="preserve">Failure mode.</w:t>
-      </w:r>
-      <w:r>
-        <w:t xml:space="preserve"> </w:t>
-      </w:r>
-      <w:r>
-        <w:t xml:space="preserve">In baseline evaluation, fragmentary user inputs (markdown headings such as</w:t>
-      </w:r>
-      <w:r>
-        <w:t xml:space="preserve"> </w:t>
-      </w:r>
-      <w:r>
-        <w:rPr>
-          <w:rStyle w:val="VerbatimChar"/>
-        </w:rPr>
-        <w:t xml:space="preserve">## المستوى الأول</w:t>
-      </w:r>
-      <w:r>
-        <w:t xml:space="preserve">, single-word bullets such as</w:t>
-      </w:r>
-      <w:r>
-        <w:t xml:space="preserve"> </w:t>
-      </w:r>
-      <w:r>
-        <w:rPr>
-          <w:rStyle w:val="VerbatimChar"/>
-        </w:rPr>
-        <w:t xml:space="preserve">* الجناية</w:t>
-      </w:r>
-      <w:r>
-        <w:t xml:space="preserve">, or numbered list-items ending in a colon such as</w:t>
-      </w:r>
-      <w:r>
-        <w:t xml:space="preserve"> </w:t>
-      </w:r>
-      <w:r>
-        <w:rPr>
-          <w:rStyle w:val="VerbatimChar"/>
-        </w:rPr>
-        <w:t xml:space="preserve">1. ما المقصود بمبدأ:</w:t>
-      </w:r>
-      <w:r>
-        <w:t xml:space="preserve">) frequently triggered the LLM to</w:t>
+        <w:t xml:space="preserve">Conan is implemented as a FastAPI service backed by a retrieval index of 47,028 chunks built from the Egyptian Penal Code, the Code of Criminal Procedure, a curated subset of cassation rulings, the Cassation Encyclopedia, and supplementary criminal-law references. The base architecture follows the pattern established by [1], [2], and [4]:</w:t>
+      </w:r>
+    </w:p>
+    <w:p>
+      <w:pPr>
+        <w:pStyle w:val="BodyText"/>
+      </w:pPr>
+      <w:r>
+        <w:rPr>
+          <w:b/>
+          <w:bCs/>
+        </w:rPr>
+        <w:t xml:space="preserve">Retrieval.</w:t>
+      </w:r>
+      <w:r>
+        <w:t xml:space="preserve"> </w:t>
+      </w:r>
+      <w:r>
+        <w:t xml:space="preserve">A user query is encoded with a multilingual sentence-transformer (paraphrase-multilingual-MiniLM-L12-v2 in our deployment) and used to query a FAISS index of pre-computed chunk embeddings. In parallel, the same query is BM25-tokenised (with Arabic-Indic digit normalisation and alef-form unification) and scored against the corpus via a</w:t>
+      </w:r>
+      <w:r>
+        <w:t xml:space="preserve"> </w:t>
+      </w:r>
+      <w:r>
+        <w:rPr>
+          <w:rStyle w:val="VerbatimChar"/>
+        </w:rPr>
+        <w:t xml:space="preserve">rank_bm25</w:t>
+      </w:r>
+      <w:r>
+        <w:t xml:space="preserve"> </w:t>
+      </w:r>
+      <w:r>
+        <w:t xml:space="preserve">BM25Okapi index. The top-30 results from each branch are fused using</w:t>
+      </w:r>
+      <w:r>
+        <w:t xml:space="preserve"> </w:t>
+      </w:r>
+      <w:r>
+        <w:rPr>
+          <w:b/>
+          <w:bCs/>
+        </w:rPr>
+        <w:t xml:space="preserve">Reciprocal Rank Fusion</w:t>
+      </w:r>
+      <w:r>
+        <w:t xml:space="preserve"> </w:t>
+      </w:r>
+      <w:r>
+        <w:t xml:space="preserve">with the canonical RRF constant</w:t>
+      </w:r>
+      <w:r>
+        <w:t xml:space="preserve"> </w:t>
+      </w:r>
+      <w:r>
+        <w:rPr>
+          <w:rStyle w:val="VerbatimChar"/>
+        </w:rPr>
+        <w:t xml:space="preserve">k = 60</w:t>
+      </w:r>
+      <w:r>
+        <w:t xml:space="preserve">. The fused top-30 candidates are passed to a</w:t>
+      </w:r>
+      <w:r>
+        <w:t xml:space="preserve"> </w:t>
+      </w:r>
+      <w:r>
+        <w:rPr>
+          <w:b/>
+          <w:bCs/>
+        </w:rPr>
+        <w:t xml:space="preserve">cross-encoder reranker</w:t>
+      </w:r>
+      <w:r>
+        <w:t xml:space="preserve"> </w:t>
+      </w:r>
+      <w:r>
+        <w:t xml:space="preserve">(BGE-Reranker-v2-M3 with sigmoid-bounded outputs), which produces the final top-</w:t>
+      </w:r>
+      <w:r>
+        <w:rPr>
+          <w:rStyle w:val="VerbatimChar"/>
+        </w:rPr>
+        <w:t xml:space="preserve">k</w:t>
+      </w:r>
+      <w:r>
+        <w:t xml:space="preserve"> </w:t>
+      </w:r>
+      <w:r>
+        <w:t xml:space="preserve">set (default</w:t>
+      </w:r>
+      <w:r>
+        <w:t xml:space="preserve"> </w:t>
+      </w:r>
+      <w:r>
+        <w:rPr>
+          <w:rStyle w:val="VerbatimChar"/>
+        </w:rPr>
+        <w:t xml:space="preserve">k = 7</w:t>
+      </w:r>
+      <w:r>
+        <w:t xml:space="preserve">) used as context.</w:t>
+      </w:r>
+    </w:p>
+    <w:p>
+      <w:pPr>
+        <w:pStyle w:val="BodyText"/>
+      </w:pPr>
+      <w:r>
+        <w:rPr>
+          <w:b/>
+          <w:bCs/>
+        </w:rPr>
+        <w:t xml:space="preserve">Context expansion.</w:t>
+      </w:r>
+      <w:r>
+        <w:t xml:space="preserve"> </w:t>
+      </w:r>
+      <w:r>
+        <w:t xml:space="preserve">Each surviving chunk is grown by one</w:t>
       </w:r>
       <w:r>
         <w:t xml:space="preserve"> </w:t>
@@ -1264,6 +1699,454 @@
           <w:i/>
           <w:iCs/>
         </w:rPr>
+        <w:t xml:space="preserve">same-source</w:t>
+      </w:r>
+      <w:r>
+        <w:t xml:space="preserve"> </w:t>
+      </w:r>
+      <w:r>
+        <w:t xml:space="preserve">neighbour on each side, providing roughly 2× the textual context per chunk while preventing cross-document contamination.</w:t>
+      </w:r>
+    </w:p>
+    <w:p>
+      <w:pPr>
+        <w:pStyle w:val="BodyText"/>
+      </w:pPr>
+      <w:r>
+        <w:rPr>
+          <w:b/>
+          <w:bCs/>
+        </w:rPr>
+        <w:t xml:space="preserve">Generation.</w:t>
+      </w:r>
+      <w:r>
+        <w:t xml:space="preserve"> </w:t>
+      </w:r>
+      <w:r>
+        <w:t xml:space="preserve">The final context, expert-rule entries (matched by keyword from a curated</w:t>
+      </w:r>
+      <w:r>
+        <w:t xml:space="preserve"> </w:t>
+      </w:r>
+      <w:r>
+        <w:rPr>
+          <w:rStyle w:val="VerbatimChar"/>
+        </w:rPr>
+        <w:t xml:space="preserve">expert_rules.json</w:t>
+      </w:r>
+      <w:r>
+        <w:t xml:space="preserve">), and the user's question are formatted into a prompt template enforcing strict textual adherence ("Use the provided texts ONLY") and dispatched to the LLM provider chain. The deployment uses Groq's</w:t>
+      </w:r>
+      <w:r>
+        <w:t xml:space="preserve"> </w:t>
+      </w:r>
+      <w:r>
+        <w:rPr>
+          <w:rStyle w:val="VerbatimChar"/>
+        </w:rPr>
+        <w:t xml:space="preserve">llama-3.3-70b-versatile</w:t>
+      </w:r>
+      <w:r>
+        <w:t xml:space="preserve"> </w:t>
+      </w:r>
+      <w:r>
+        <w:t xml:space="preserve">as the primary, with Google Gemini and OpenRouter Qwen as fallback tiers. Multi-key rotation handles per-minute rate limits.</w:t>
+      </w:r>
+    </w:p>
+    <w:p>
+      <w:pPr>
+        <w:pStyle w:val="BodyText"/>
+      </w:pPr>
+      <w:r>
+        <w:rPr>
+          <w:b/>
+          <w:bCs/>
+        </w:rPr>
+        <w:t xml:space="preserve">Confidence scoring.</w:t>
+      </w:r>
+      <w:r>
+        <w:t xml:space="preserve"> </w:t>
+      </w:r>
+      <w:r>
+        <w:t xml:space="preserve">A weighted heuristic over four signals — mean rerank score, source count (capped at 5), article-validation pass/fail (Section 5.3), and topic-match (encyclopedia folder taxonomy matching) — produces a confidence value in [0, 1] alongside a structured breakdown. Answers below a configurable threshold (default 0.5) carry a low-confidence warning.</w:t>
+      </w:r>
+    </w:p>
+    <w:p>
+      <w:pPr>
+        <w:pStyle w:val="BodyText"/>
+      </w:pPr>
+      <w:r>
+        <w:rPr>
+          <w:b/>
+          <w:bCs/>
+        </w:rPr>
+        <w:t xml:space="preserve">Conversational layer.</w:t>
+      </w:r>
+      <w:r>
+        <w:t xml:space="preserve"> </w:t>
+      </w:r>
+      <w:r>
+        <w:t xml:space="preserve">Beyond stateless Q&amp;A, the system exposes a multi-turn chat endpoint backed by a thread-safe</w:t>
+      </w:r>
+      <w:r>
+        <w:t xml:space="preserve"> </w:t>
+      </w:r>
+      <w:r>
+        <w:rPr>
+          <w:rStyle w:val="VerbatimChar"/>
+        </w:rPr>
+        <w:t xml:space="preserve">SessionManager</w:t>
+      </w:r>
+      <w:r>
+        <w:t xml:space="preserve">. Each</w:t>
+      </w:r>
+      <w:r>
+        <w:t xml:space="preserve"> </w:t>
+      </w:r>
+      <w:r>
+        <w:rPr>
+          <w:rStyle w:val="VerbatimChar"/>
+        </w:rPr>
+        <w:t xml:space="preserve">session_id</w:t>
+      </w:r>
+      <w:r>
+        <w:t xml:space="preserve"> </w:t>
+      </w:r>
+      <w:r>
+        <w:t xml:space="preserve">accumulates a turn history; once it exceeds</w:t>
+      </w:r>
+      <w:r>
+        <w:t xml:space="preserve"> </w:t>
+      </w:r>
+      <w:r>
+        <w:rPr>
+          <w:rStyle w:val="VerbatimChar"/>
+        </w:rPr>
+        <w:t xml:space="preserve">SESSION_MAX_TURNS</w:t>
+      </w:r>
+      <w:r>
+        <w:t xml:space="preserve"> </w:t>
+      </w:r>
+      <w:r>
+        <w:t xml:space="preserve">(default 6) the older turns are LLM-summarised into a single</w:t>
+      </w:r>
+      <w:r>
+        <w:t xml:space="preserve"> </w:t>
+      </w:r>
+      <w:r>
+        <w:rPr>
+          <w:rStyle w:val="VerbatimChar"/>
+        </w:rPr>
+        <w:t xml:space="preserve">[ملخص المحادثة السابقة]</w:t>
+      </w:r>
+      <w:r>
+        <w:t xml:space="preserve"> </w:t>
+      </w:r>
+      <w:r>
+        <w:t xml:space="preserve">block while the most recent</w:t>
+      </w:r>
+      <w:r>
+        <w:t xml:space="preserve"> </w:t>
+      </w:r>
+      <w:r>
+        <w:rPr>
+          <w:rStyle w:val="VerbatimChar"/>
+        </w:rPr>
+        <w:t xml:space="preserve">SESSION_KEEP_RECENT</w:t>
+      </w:r>
+      <w:r>
+        <w:t xml:space="preserve"> </w:t>
+      </w:r>
+      <w:r>
+        <w:t xml:space="preserve">(default 3) turns are kept verbatim, bounding prompt growth without losing legal context. Sessions persist to disk as atomically-written JSON (write-to-</w:t>
+      </w:r>
+      <w:r>
+        <w:rPr>
+          <w:rStyle w:val="VerbatimChar"/>
+        </w:rPr>
+        <w:t xml:space="preserve">.tmp</w:t>
+      </w:r>
+      <w:r>
+        <w:t xml:space="preserve"> </w:t>
+      </w:r>
+      <w:r>
+        <w:t xml:space="preserve">+</w:t>
+      </w:r>
+      <w:r>
+        <w:t xml:space="preserve"> </w:t>
+      </w:r>
+      <w:r>
+        <w:rPr>
+          <w:rStyle w:val="VerbatimChar"/>
+        </w:rPr>
+        <w:t xml:space="preserve">os.replace</w:t>
+      </w:r>
+      <w:r>
+        <w:t xml:space="preserve">) so they survive restarts, and a background pruner evicts sessions idle longer than</w:t>
+      </w:r>
+      <w:r>
+        <w:t xml:space="preserve"> </w:t>
+      </w:r>
+      <w:r>
+        <w:rPr>
+          <w:rStyle w:val="VerbatimChar"/>
+        </w:rPr>
+        <w:t xml:space="preserve">SESSION_TTL_HOURS</w:t>
+      </w:r>
+      <w:r>
+        <w:t xml:space="preserve"> </w:t>
+      </w:r>
+      <w:r>
+        <w:t xml:space="preserve">(default 168 h). Each session can additionally carry a list of</w:t>
+      </w:r>
+      <w:r>
+        <w:t xml:space="preserve"> </w:t>
+      </w:r>
+      <w:r>
+        <w:rPr>
+          <w:i/>
+          <w:iCs/>
+        </w:rPr>
+        <w:t xml:space="preserve">attached documents</w:t>
+      </w:r>
+      <w:r>
+        <w:t xml:space="preserve"> </w:t>
+      </w:r>
+      <w:r>
+        <w:t xml:space="preserve">(Section 6). A streaming variant (</w:t>
+      </w:r>
+      <w:r>
+        <w:rPr>
+          <w:rStyle w:val="VerbatimChar"/>
+        </w:rPr>
+        <w:t xml:space="preserve">POST /api/v1/chat/stream</w:t>
+      </w:r>
+      <w:r>
+        <w:t xml:space="preserve">) returns Server-Sent Events as tokens are generated, with the terminal event carrying the full confidence, sources, and grounding warnings once post-generation validation completes.</w:t>
+      </w:r>
+    </w:p>
+    <w:p>
+      <w:pPr>
+        <w:pStyle w:val="BodyText"/>
+      </w:pPr>
+      <w:r>
+        <w:rPr>
+          <w:b/>
+          <w:bCs/>
+        </w:rPr>
+        <w:t xml:space="preserve">Multi-provider resilience.</w:t>
+      </w:r>
+      <w:r>
+        <w:t xml:space="preserve"> </w:t>
+      </w:r>
+      <w:r>
+        <w:t xml:space="preserve">Generation is served by an ordered provider chain — Groq (</w:t>
+      </w:r>
+      <w:r>
+        <w:rPr>
+          <w:rStyle w:val="VerbatimChar"/>
+        </w:rPr>
+        <w:t xml:space="preserve">llama-3.3-70b-versatile</w:t>
+      </w:r>
+      <w:r>
+        <w:t xml:space="preserve">) → Cerebras → xAI → Google Gemini → OpenRouter Qwen — in which each provider rotates across its own list of API keys on HTTP 429/quota errors before the chain falls through to the next provider. This multi-key, multi-provider rotation is what lets the service run on free tiers despite per-minute and per-day token caps. A complementary</w:t>
+      </w:r>
+      <w:r>
+        <w:t xml:space="preserve"> </w:t>
+      </w:r>
+      <w:r>
+        <w:rPr>
+          <w:b/>
+          <w:bCs/>
+        </w:rPr>
+        <w:t xml:space="preserve">big-context routing</w:t>
+      </w:r>
+      <w:r>
+        <w:t xml:space="preserve"> </w:t>
+      </w:r>
+      <w:r>
+        <w:t xml:space="preserve">rule guards against oversized prompts: each provider declares a maximum request size (</w:t>
+      </w:r>
+      <w:r>
+        <w:rPr>
+          <w:rStyle w:val="VerbatimChar"/>
+        </w:rPr>
+        <w:t xml:space="preserve">PROVIDER_MAX_PROMPT_CHARS</w:t>
+      </w:r>
+      <w:r>
+        <w:t xml:space="preserve">; e.g. 26,000 chars for Groq, 80,000 for OpenRouter), and a request whose assembled prompt exceeds a provider's budget transparently skips that provider and is routed to a larger-context tier — allowing the case-analysis endpoints to accept full case files (up to 50,000 characters) without failing on the primary provider's context window.</w:t>
+      </w:r>
+    </w:p>
+    <w:p>
+      <w:pPr>
+        <w:pStyle w:val="BodyText"/>
+      </w:pPr>
+      <w:r>
+        <w:rPr>
+          <w:b/>
+          <w:bCs/>
+        </w:rPr>
+        <w:t xml:space="preserve">Configurable embeddings and reranker.</w:t>
+      </w:r>
+      <w:r>
+        <w:t xml:space="preserve"> </w:t>
+      </w:r>
+      <w:r>
+        <w:t xml:space="preserve">The embedding backend is pluggable: the default is a local sentence-transformer on CPU (</w:t>
+      </w:r>
+      <w:r>
+        <w:rPr>
+          <w:rStyle w:val="VerbatimChar"/>
+        </w:rPr>
+        <w:t xml:space="preserve">BAAI/bge-m3</w:t>
+      </w:r>
+      <w:r>
+        <w:t xml:space="preserve">, 1024-dim, in the reference configuration; the deployed index uses</w:t>
+      </w:r>
+      <w:r>
+        <w:t xml:space="preserve"> </w:t>
+      </w:r>
+      <w:r>
+        <w:rPr>
+          <w:rStyle w:val="VerbatimChar"/>
+        </w:rPr>
+        <w:t xml:space="preserve">paraphrase-multilingual-MiniLM-L12-v2</w:t>
+      </w:r>
+      <w:r>
+        <w:t xml:space="preserve">, 384-dim), and setting</w:t>
+      </w:r>
+      <w:r>
+        <w:t xml:space="preserve"> </w:t>
+      </w:r>
+      <w:r>
+        <w:rPr>
+          <w:rStyle w:val="VerbatimChar"/>
+        </w:rPr>
+        <w:t xml:space="preserve">USE_REMOTE_EMBEDDINGS</w:t>
+      </w:r>
+      <w:r>
+        <w:t xml:space="preserve"> </w:t>
+      </w:r>
+      <w:r>
+        <w:t xml:space="preserve">switches to a remote provider (Google Gemini embeddings, rate-limited to 15 RPM via batching, or OpenRouter). Because vector dimensionality and semantics differ, switching the embedding provider requires rebuilding the FAISS index. The cross-encoder reranker (</w:t>
+      </w:r>
+      <w:r>
+        <w:rPr>
+          <w:rStyle w:val="VerbatimChar"/>
+        </w:rPr>
+        <w:t xml:space="preserve">BGE-Reranker-v2-M3</w:t>
+      </w:r>
+      <w:r>
+        <w:t xml:space="preserve">) is likewise toggleable via</w:t>
+      </w:r>
+      <w:r>
+        <w:t xml:space="preserve"> </w:t>
+      </w:r>
+      <w:r>
+        <w:rPr>
+          <w:rStyle w:val="VerbatimChar"/>
+        </w:rPr>
+        <w:t xml:space="preserve">USE_RERANKER</w:t>
+      </w:r>
+      <w:r>
+        <w:t xml:space="preserve">; if disabled or unable to load, retrieval degrades gracefully to RRF-only ordering with no break in behaviour.</w:t>
+      </w:r>
+    </w:p>
+    <w:p>
+      <w:r>
+        <w:pict>
+          <v:rect style="width:0;height:1.5pt" o:hralign="center" o:hrstd="t" o:hr="t"/>
+        </w:pict>
+      </w:r>
+    </w:p>
+    <w:bookmarkEnd w:id="19"/>
+    <w:bookmarkStart w:id="29" w:name="Xc0c98d9989b5f50841223a21558f11e1f45dd21"/>
+    <w:p>
+      <w:pPr>
+        <w:pStyle w:val="Heading2"/>
+      </w:pPr>
+      <w:r>
+        <w:t xml:space="preserve">5. Grounding-Defence Pipeline</w:t>
+      </w:r>
+    </w:p>
+    <w:p>
+      <w:pPr>
+        <w:pStyle w:val="FirstParagraph"/>
+      </w:pPr>
+      <w:r>
+        <w:t xml:space="preserve">The core contribution of this paper is the layered defence pipeline that sits on top of the architecture in Section 4. Each layer targets a specific failure mode observed in baseline measurements (Section 7.1).</w:t>
+      </w:r>
+    </w:p>
+    <w:bookmarkStart w:id="20" w:name="X4390ac64ec57bbd87f45c48ddbea10f8c265585"/>
+    <w:p>
+      <w:pPr>
+        <w:pStyle w:val="Heading3"/>
+      </w:pPr>
+      <w:r>
+        <w:t xml:space="preserve">5.1 Input gating</w:t>
+      </w:r>
+    </w:p>
+    <w:p>
+      <w:pPr>
+        <w:pStyle w:val="FirstParagraph"/>
+      </w:pPr>
+      <w:r>
+        <w:rPr>
+          <w:b/>
+          <w:bCs/>
+        </w:rPr>
+        <w:t xml:space="preserve">Failure mode.</w:t>
+      </w:r>
+      <w:r>
+        <w:t xml:space="preserve"> </w:t>
+      </w:r>
+      <w:r>
+        <w:t xml:space="preserve">In baseline evaluation, fragmentary user inputs (markdown headings such as</w:t>
+      </w:r>
+      <w:r>
+        <w:t xml:space="preserve"> </w:t>
+      </w:r>
+      <w:r>
+        <w:rPr>
+          <w:rStyle w:val="VerbatimChar"/>
+        </w:rPr>
+        <w:t xml:space="preserve">## المستوى الأول</w:t>
+      </w:r>
+      <w:r>
+        <w:t xml:space="preserve">, single-word bullets such as</w:t>
+      </w:r>
+      <w:r>
+        <w:t xml:space="preserve"> </w:t>
+      </w:r>
+      <w:r>
+        <w:rPr>
+          <w:rStyle w:val="VerbatimChar"/>
+        </w:rPr>
+        <w:t xml:space="preserve">* الجناية</w:t>
+      </w:r>
+      <w:r>
+        <w:t xml:space="preserve">, or numbered list-items ending in a colon such as</w:t>
+      </w:r>
+      <w:r>
+        <w:t xml:space="preserve"> </w:t>
+      </w:r>
+      <w:r>
+        <w:rPr>
+          <w:rStyle w:val="VerbatimChar"/>
+        </w:rPr>
+        <w:t xml:space="preserve">1. ما المقصود بمبدأ:</w:t>
+      </w:r>
+      <w:r>
+        <w:t xml:space="preserve">) frequently triggered the LLM to</w:t>
+      </w:r>
+      <w:r>
+        <w:t xml:space="preserve"> </w:t>
+      </w:r>
+      <w:r>
+        <w:rPr>
+          <w:i/>
+          <w:iCs/>
+        </w:rPr>
         <w:t xml:space="preserve">fabricate</w:t>
       </w:r>
       <w:r>
@@ -1340,7 +2223,7 @@
         <w:t xml:space="preserve"> </w:t>
       </w:r>
       <w:r>
-        <w:t xml:space="preserve">when an attached document is present (Section 5), since "لخّص" + a file is a meaningful request even though "لخّص" alone is not.</w:t>
+        <w:t xml:space="preserve">when an attached document is present (Section 6), since "لخّص" + a file is a meaningful request even though "لخّص" alone is not.</w:t>
       </w:r>
     </w:p>
     <w:p>
@@ -1361,14 +2244,14 @@
         <w:t xml:space="preserve">In the v8 evaluation, the input gate caught and rejected 8 of 28 inputs (28.6 %) without incurring an LLM call. The latency reduction on these inputs is roughly 3,000× compared to the full pipeline.</w:t>
       </w:r>
     </w:p>
-    <w:bookmarkEnd w:id="19"/>
-    <w:bookmarkStart w:id="20" w:name="X7082691fbdd3dd3319a2a8d0686e05f2867db99"/>
+    <w:bookmarkEnd w:id="20"/>
+    <w:bookmarkStart w:id="21" w:name="X2a6c78a645f89fa3d586910db4238562318e195"/>
     <w:p>
       <w:pPr>
         <w:pStyle w:val="Heading3"/>
       </w:pPr>
       <w:r>
-        <w:t xml:space="preserve">4.2 Citation-grounding prompts and law-naming disambiguation</w:t>
+        <w:t xml:space="preserve">5.2 Citation-grounding prompts and law-naming disambiguation</w:t>
       </w:r>
     </w:p>
     <w:p>
@@ -1625,14 +2508,14 @@
         <w:t xml:space="preserve">The mechanism follows the spirit of the citation-validity recommendations of Hrimech et al. [2], who emphasise the importance of "content validity of legal clauses reproduced from retrieval systems."</w:t>
       </w:r>
     </w:p>
-    <w:bookmarkEnd w:id="20"/>
-    <w:bookmarkStart w:id="21" w:name="Xc562a307878ffeaf0687a1319c1406b121ce7fc"/>
+    <w:bookmarkEnd w:id="21"/>
+    <w:bookmarkStart w:id="22" w:name="X38df7682bbd8586e9a520f47d27facb4793e69a"/>
     <w:p>
       <w:pPr>
         <w:pStyle w:val="Heading3"/>
       </w:pPr>
       <w:r>
-        <w:t xml:space="preserve">4.3 Evidence validation</w:t>
+        <w:t xml:space="preserve">5.3 Evidence validation</w:t>
       </w:r>
     </w:p>
     <w:p>
@@ -1715,14 +2598,14 @@
         <w:t xml:space="preserve">).</w:t>
       </w:r>
     </w:p>
-    <w:bookmarkEnd w:id="21"/>
-    <w:bookmarkStart w:id="22" w:name="X4dd9b4df555000cdf5ff7a7b96ea1d65b7abe70"/>
+    <w:bookmarkEnd w:id="22"/>
+    <w:bookmarkStart w:id="23" w:name="X5d9adb9ce9a0a555fc10cebbc49f93235147ddd"/>
     <w:p>
       <w:pPr>
         <w:pStyle w:val="Heading3"/>
       </w:pPr>
       <w:r>
-        <w:t xml:space="preserve">4.4 Corrective retry with forbidden-article block-list</w:t>
+        <w:t xml:space="preserve">5.4 Corrective retry with forbidden-article block-list</w:t>
       </w:r>
     </w:p>
     <w:p>
@@ -1799,14 +2682,14 @@
         <w:t xml:space="preserve">times (default 1 — a careful tuning informed by the Groq free-tier 6,000 tokens-per-minute budget, beyond which a second retry cascades into 429 rate-limit errors). The retry's output is accepted only if it strictly improves the missing-article count.</w:t>
       </w:r>
     </w:p>
-    <w:bookmarkEnd w:id="22"/>
-    <w:bookmarkStart w:id="23" w:name="X6276b56dabaaf96a95fed80d538af5c5693b3a5"/>
+    <w:bookmarkEnd w:id="23"/>
+    <w:bookmarkStart w:id="24" w:name="X0b15e5afef41575052da88dea789aba2ac7f789"/>
     <w:p>
       <w:pPr>
         <w:pStyle w:val="Heading3"/>
       </w:pPr>
       <w:r>
-        <w:t xml:space="preserve">4.5 Article-Lookup Rescue</w:t>
+        <w:t xml:space="preserve">5.5 Article-Lookup Rescue</w:t>
       </w:r>
     </w:p>
     <w:p>
@@ -2224,14 +3107,14 @@
         <w:t xml:space="preserve">.</w:t>
       </w:r>
     </w:p>
-    <w:bookmarkEnd w:id="23"/>
-    <w:bookmarkStart w:id="24" w:name="X340510821805563f887f33a5a7b01f4ee27f709"/>
+    <w:bookmarkEnd w:id="24"/>
+    <w:bookmarkStart w:id="25" w:name="X12a0799abb2c8e2dbd78d6e176f1a3a679e6686"/>
     <w:p>
       <w:pPr>
         <w:pStyle w:val="Heading3"/>
       </w:pPr>
       <w:r>
-        <w:t xml:space="preserve">4.6 Iterative Retrieval (Adaptive k-Expansion)</w:t>
+        <w:t xml:space="preserve">5.6 Iterative Retrieval (Adaptive k-Expansion)</w:t>
       </w:r>
     </w:p>
     <w:p>
@@ -2369,7 +3252,7 @@
         <w:t xml:space="preserve"> </w:t>
       </w:r>
       <w:r>
-        <w:t xml:space="preserve">(no LLM call). Only if this cheap expansion still fails does the corrective retry (Section 4.4) and rescue (Section 4.5) take over, but now with a wider context already in hand.</w:t>
+        <w:t xml:space="preserve">(no LLM call). Only if this cheap expansion still fails does the corrective retry (Section 5.4) and rescue (Section 5.5) take over, but now with a wider context already in hand.</w:t>
       </w:r>
     </w:p>
     <w:p>
@@ -2401,14 +3284,14 @@
         <w:t xml:space="preserve">) is surfaced whenever the expansion fires.</w:t>
       </w:r>
     </w:p>
-    <w:bookmarkEnd w:id="24"/>
-    <w:bookmarkStart w:id="25" w:name="X1f735078e285afb00246f9673b2b8760724f1a5"/>
+    <w:bookmarkEnd w:id="25"/>
+    <w:bookmarkStart w:id="26" w:name="X0dbeadc8153b34e47c81ed253fe1a00fc684ec2"/>
     <w:p>
       <w:pPr>
         <w:pStyle w:val="Heading3"/>
       </w:pPr>
       <w:r>
-        <w:t xml:space="preserve">4.7 Answer Post-Processing</w:t>
+        <w:t xml:space="preserve">5.7 Answer Post-Processing</w:t>
       </w:r>
     </w:p>
     <w:p>
@@ -2677,14 +3560,14 @@
         </w:pict>
       </w:r>
     </w:p>
-    <w:bookmarkEnd w:id="25"/>
-    <w:bookmarkStart w:id="26" w:name="Xf319d81e0c230aaf63904486292760d10757f6c"/>
+    <w:bookmarkEnd w:id="26"/>
+    <w:bookmarkStart w:id="27" w:name="X492940436f4d1959daa06767bf2ed66fcfae046"/>
     <w:p>
       <w:pPr>
         <w:pStyle w:val="Heading3"/>
       </w:pPr>
       <w:r>
-        <w:t xml:space="preserve">4.8 Procedural-Defence Reasoning Checklist (Case Analysis)</w:t>
+        <w:t xml:space="preserve">5.8 Procedural-Defence Reasoning Checklist (Case Analysis)</w:t>
       </w:r>
     </w:p>
     <w:p>
@@ -3102,7 +3985,7 @@
         <w:t xml:space="preserve"> </w:t>
       </w:r>
       <w:r>
-        <w:t xml:space="preserve">article number, so it cannot teach the model to emit an ungrounded citation that the evidence validator (Section 4.3) would flag — raising reasoning coverage while preserving the 0 % hallucinated-citation property. Each checklist item is explicitly conditioned on the facts supporting it ("raise a point only when the facts genuinely support it — never invent one"), so the additions trade no precision for their gain in recall.</w:t>
+        <w:t xml:space="preserve">article number, so it cannot teach the model to emit an ungrounded citation that the evidence validator (Section 5.3) would flag — raising reasoning coverage while preserving the 0 % hallucinated-citation property. Each checklist item is explicitly conditioned on the facts supporting it ("raise a point only when the facts genuinely support it — never invent one"), so the additions trade no precision for their gain in recall.</w:t>
       </w:r>
     </w:p>
     <w:p>
@@ -3142,6 +4025,145 @@
       </w:r>
       <w:r>
         <w:t xml:space="preserve">when the file never mentions a licence). This closes a fabrication mode observed during live validation, where the generator appended a plausible-but-uncharged offence to an otherwise grounded analysis.</w:t>
+      </w:r>
+    </w:p>
+    <w:bookmarkEnd w:id="27"/>
+    <w:bookmarkStart w:id="28" w:name="Xfba69163ec4df3050ee9927e0789849599482ec"/>
+    <w:p>
+      <w:pPr>
+        <w:pStyle w:val="Heading3"/>
+      </w:pPr>
+      <w:r>
+        <w:t xml:space="preserve">5.9 Agentic Self-Check for Defence Memoranda</w:t>
+      </w:r>
+    </w:p>
+    <w:p>
+      <w:pPr>
+        <w:pStyle w:val="FirstParagraph"/>
+      </w:pPr>
+      <w:r>
+        <w:t xml:space="preserve">The defence-memorandum endpoint (</w:t>
+      </w:r>
+      <w:r>
+        <w:rPr>
+          <w:rStyle w:val="VerbatimChar"/>
+        </w:rPr>
+        <w:t xml:space="preserve">/defense</w:t>
+      </w:r>
+      <w:r>
+        <w:t xml:space="preserve">) applies an additional agentic grounding pass on top of the per-answer evidence validation of Section 5.3. Because a memorandum is a long, multi-paragraph document, a single evidence-validation gate is coarse: it flags an ungrounded article but does not by itself repair the surrounding argument. Instead, the draft memorandum is fed back to the LLM under a dedicated reviewer prompt (</w:t>
+      </w:r>
+      <w:r>
+        <w:rPr>
+          <w:rStyle w:val="VerbatimChar"/>
+        </w:rPr>
+        <w:t xml:space="preserve">verify_memo</w:t>
+      </w:r>
+      <w:r>
+        <w:t xml:space="preserve">) whose sole instruction is to make the memo</w:t>
+      </w:r>
+      <w:r>
+        <w:t xml:space="preserve"> </w:t>
+      </w:r>
+      <w:r>
+        <w:rPr>
+          <w:i/>
+          <w:iCs/>
+        </w:rPr>
+        <w:t xml:space="preserve">fully grounded</w:t>
+      </w:r>
+      <w:r>
+        <w:t xml:space="preserve"> </w:t>
+      </w:r>
+      <w:r>
+        <w:t xml:space="preserve">in the provided material — removing or correcting any article number not present in the retrieved texts, deleting any assertion the case facts do not support, and introducing no new citation or fact — while preserving the four-part structure (</w:t>
+      </w:r>
+      <w:r>
+        <w:rPr>
+          <w:rStyle w:val="VerbatimChar"/>
+        </w:rPr>
+        <w:t xml:space="preserve">الوقائع</w:t>
+      </w:r>
+      <w:r>
+        <w:t xml:space="preserve">,</w:t>
+      </w:r>
+      <w:r>
+        <w:t xml:space="preserve"> </w:t>
+      </w:r>
+      <w:r>
+        <w:rPr>
+          <w:rStyle w:val="VerbatimChar"/>
+        </w:rPr>
+        <w:t xml:space="preserve">الإطار القانوني</w:t>
+      </w:r>
+      <w:r>
+        <w:t xml:space="preserve">,</w:t>
+      </w:r>
+      <w:r>
+        <w:t xml:space="preserve"> </w:t>
+      </w:r>
+      <w:r>
+        <w:rPr>
+          <w:rStyle w:val="VerbatimChar"/>
+        </w:rPr>
+        <w:t xml:space="preserve">أوجه الدفاع</w:t>
+      </w:r>
+      <w:r>
+        <w:t xml:space="preserve">,</w:t>
+      </w:r>
+      <w:r>
+        <w:t xml:space="preserve"> </w:t>
+      </w:r>
+      <w:r>
+        <w:rPr>
+          <w:rStyle w:val="VerbatimChar"/>
+        </w:rPr>
+        <w:t xml:space="preserve">الطلبات</w:t>
+      </w:r>
+      <w:r>
+        <w:t xml:space="preserve">). This draft → verify → revise loop runs up to</w:t>
+      </w:r>
+      <w:r>
+        <w:t xml:space="preserve"> </w:t>
+      </w:r>
+      <w:r>
+        <w:rPr>
+          <w:rStyle w:val="VerbatimChar"/>
+        </w:rPr>
+        <w:t xml:space="preserve">MEMO_SELF_CHECK_MAX_ITERS</w:t>
+      </w:r>
+      <w:r>
+        <w:t xml:space="preserve"> </w:t>
+      </w:r>
+      <w:r>
+        <w:t xml:space="preserve">times (default 1) and stops early once a pass introduces no further change. The number of revision passes applied is surfaced to the client as the</w:t>
+      </w:r>
+      <w:r>
+        <w:t xml:space="preserve"> </w:t>
+      </w:r>
+      <w:r>
+        <w:rPr>
+          <w:rStyle w:val="VerbatimChar"/>
+        </w:rPr>
+        <w:t xml:space="preserve">self_check_revisions</w:t>
+      </w:r>
+      <w:r>
+        <w:t xml:space="preserve"> </w:t>
+      </w:r>
+      <w:r>
+        <w:t xml:space="preserve">response field, and the mechanism is toggleable via</w:t>
+      </w:r>
+      <w:r>
+        <w:t xml:space="preserve"> </w:t>
+      </w:r>
+      <w:r>
+        <w:rPr>
+          <w:rStyle w:val="VerbatimChar"/>
+        </w:rPr>
+        <w:t xml:space="preserve">MEMO_SELF_CHECK</w:t>
+      </w:r>
+      <w:r>
+        <w:t xml:space="preserve">.</w:t>
       </w:r>
     </w:p>
     <w:p>
@@ -3151,15 +4173,15 @@
         </w:pict>
       </w:r>
     </w:p>
-    <w:bookmarkEnd w:id="26"/>
-    <w:bookmarkEnd w:id="27"/>
-    <w:bookmarkStart w:id="32" w:name="Xc7739b1ab43756ef0eac6a102bc79a58c5fa474"/>
+    <w:bookmarkEnd w:id="28"/>
+    <w:bookmarkEnd w:id="29"/>
+    <w:bookmarkStart w:id="35" w:name="X85970aa41398b6ff6cecaf74320fb2e41a59694"/>
     <w:p>
       <w:pPr>
         <w:pStyle w:val="Heading2"/>
       </w:pPr>
       <w:r>
-        <w:t xml:space="preserve">5. Document Upload Pipeline</w:t>
+        <w:t xml:space="preserve">6. Document Upload Pipeline</w:t>
       </w:r>
     </w:p>
     <w:p>
@@ -3170,13 +4192,13 @@
         <w:t xml:space="preserve">The system supports three distinct retention semantics for user-supplied documents, addressing different operational use cases observed during user testing.</w:t>
       </w:r>
     </w:p>
-    <w:bookmarkStart w:id="28" w:name="Xca7c960fc81dac9159bdb1f5b7ed97e2bc764e2"/>
+    <w:bookmarkStart w:id="30" w:name="X98ac0b6ba6be532b03f7af645ccec792edb3d7f"/>
     <w:p>
       <w:pPr>
         <w:pStyle w:val="Heading3"/>
       </w:pPr>
       <w:r>
-        <w:t xml:space="preserve">5.1 Per-Question Attachment (</w:t>
+        <w:t xml:space="preserve">6.1 Per-Question Attachment (</w:t>
       </w:r>
       <w:r>
         <w:rPr>
@@ -3292,7 +4314,7 @@
         <w:t xml:space="preserve"> </w:t>
       </w:r>
       <w:r>
-        <w:t xml:space="preserve">field (raw string). The attached content is parsed (Section 5.4), wrapped in</w:t>
+        <w:t xml:space="preserve">field (raw string). The attached content is parsed (Section 6.4), wrapped in</w:t>
       </w:r>
       <w:r>
         <w:t xml:space="preserve"> </w:t>
@@ -3352,17 +4374,17 @@
         <w:t xml:space="preserve"> </w:t>
       </w:r>
       <w:r>
-        <w:t xml:space="preserve">the attachment or the retrieved corpus — the evidence validator (Section 4.3) operates on the union. The input gate (Section 4.1) is skipped when an attachment is present.</w:t>
-      </w:r>
-    </w:p>
-    <w:bookmarkEnd w:id="28"/>
-    <w:bookmarkStart w:id="29" w:name="X9540f65a0841f9aa443dac0db0fa75c7646c999"/>
+        <w:t xml:space="preserve">the attachment or the retrieved corpus — the evidence validator (Section 5.3) operates on the union. The input gate (Section 5.1) is skipped when an attachment is present.</w:t>
+      </w:r>
+    </w:p>
+    <w:bookmarkEnd w:id="30"/>
+    <w:bookmarkStart w:id="31" w:name="X9dfff28826185439f2a7f86386ce46e082e75df"/>
     <w:p>
       <w:pPr>
         <w:pStyle w:val="Heading3"/>
       </w:pPr>
       <w:r>
-        <w:t xml:space="preserve">5.2 Session-Attached Document (</w:t>
+        <w:t xml:space="preserve">6.2 Session-Attached Document (</w:t>
       </w:r>
       <w:r>
         <w:rPr>
@@ -3465,14 +4487,14 @@
         <w:t xml:space="preserve">provide the full lifecycle.</w:t>
       </w:r>
     </w:p>
-    <w:bookmarkEnd w:id="29"/>
-    <w:bookmarkStart w:id="30" w:name="X7d423465abf9b56c7354dae28ffcdaa5a870a9d"/>
+    <w:bookmarkEnd w:id="31"/>
+    <w:bookmarkStart w:id="32" w:name="Xe6b6b23462ebaf650c7858cfcf10dc3987c93b0"/>
     <w:p>
       <w:pPr>
         <w:pStyle w:val="Heading3"/>
       </w:pPr>
       <w:r>
-        <w:t xml:space="preserve">5.3 Permanent Corpus Ingestion (</w:t>
+        <w:t xml:space="preserve">6.3 Permanent Corpus Ingestion (</w:t>
       </w:r>
       <w:r>
         <w:rPr>
@@ -3501,14 +4523,14 @@
         <w:t xml:space="preserve">), embedded via the same embedding model used at startup, and merged into the FAISS and BM25 indices on disk. The retrieval service is then hot-reloaded so subsequent queries see the new data without a server restart.</w:t>
       </w:r>
     </w:p>
-    <w:bookmarkEnd w:id="30"/>
-    <w:bookmarkStart w:id="31" w:name="X18245cf874752adc37d6094313679476287d545"/>
+    <w:bookmarkEnd w:id="32"/>
+    <w:bookmarkStart w:id="33" w:name="X49b84995295677932d9b6340c0a3c5cf4217163"/>
     <w:p>
       <w:pPr>
         <w:pStyle w:val="Heading3"/>
       </w:pPr>
       <w:r>
-        <w:t xml:space="preserve">5.4 Shared Parsing Layer (</w:t>
+        <w:t xml:space="preserve">6.4 Shared Parsing Layer (</w:t>
       </w:r>
       <w:r>
         <w:rPr>
@@ -3692,6 +4714,115 @@
         <w:t xml:space="preserve">endpoint exposes this layer directly, allowing UI clients to preview and edit the parsed text before submitting it for analysis.</w:t>
       </w:r>
     </w:p>
+    <w:bookmarkEnd w:id="33"/>
+    <w:bookmarkStart w:id="34" w:name="X0e8ef1817073afe250fcfbb8bff8d8776250108"/>
+    <w:p>
+      <w:pPr>
+        <w:pStyle w:val="Heading3"/>
+      </w:pPr>
+      <w:r>
+        <w:t xml:space="preserve">6.5 Automated Ingestion and Hot-Reload</w:t>
+      </w:r>
+    </w:p>
+    <w:p>
+      <w:pPr>
+        <w:pStyle w:val="FirstParagraph"/>
+      </w:pPr>
+      <w:r>
+        <w:t xml:space="preserve">Permanent ingestion is also available without a manual API call. A watch-folder daemon (</w:t>
+      </w:r>
+      <w:r>
+        <w:rPr>
+          <w:rStyle w:val="VerbatimChar"/>
+        </w:rPr>
+        <w:t xml:space="preserve">watch_ingest.py</w:t>
+      </w:r>
+      <w:r>
+        <w:t xml:space="preserve">) polls an inbox directory (</w:t>
+      </w:r>
+      <w:r>
+        <w:rPr>
+          <w:rStyle w:val="VerbatimChar"/>
+        </w:rPr>
+        <w:t xml:space="preserve">INGEST_INBOX_DIR</w:t>
+      </w:r>
+      <w:r>
+        <w:t xml:space="preserve">) every</w:t>
+      </w:r>
+      <w:r>
+        <w:t xml:space="preserve"> </w:t>
+      </w:r>
+      <w:r>
+        <w:rPr>
+          <w:rStyle w:val="VerbatimChar"/>
+        </w:rPr>
+        <w:t xml:space="preserve">INGEST_WATCH_INTERVAL_S</w:t>
+      </w:r>
+      <w:r>
+        <w:t xml:space="preserve"> </w:t>
+      </w:r>
+      <w:r>
+        <w:t xml:space="preserve">seconds (default 30) and ingests any new files through the same parser and Arabic-cleaning path as the manual pipeline, tracking already-processed paths in</w:t>
+      </w:r>
+      <w:r>
+        <w:t xml:space="preserve"> </w:t>
+      </w:r>
+      <w:r>
+        <w:rPr>
+          <w:rStyle w:val="VerbatimChar"/>
+        </w:rPr>
+        <w:t xml:space="preserve">data/.ingested_files.json</w:t>
+      </w:r>
+      <w:r>
+        <w:t xml:space="preserve"> </w:t>
+      </w:r>
+      <w:r>
+        <w:t xml:space="preserve">so the operation is idempotent. The same scan is exposed as</w:t>
+      </w:r>
+      <w:r>
+        <w:t xml:space="preserve"> </w:t>
+      </w:r>
+      <w:r>
+        <w:rPr>
+          <w:rStyle w:val="VerbatimChar"/>
+        </w:rPr>
+        <w:t xml:space="preserve">POST /api/v1/ingest/scan</w:t>
+      </w:r>
+      <w:r>
+        <w:t xml:space="preserve">, which runs the scan in a worker thread and then calls</w:t>
+      </w:r>
+      <w:r>
+        <w:t xml:space="preserve"> </w:t>
+      </w:r>
+      <w:r>
+        <w:rPr>
+          <w:rStyle w:val="VerbatimChar"/>
+        </w:rPr>
+        <w:t xml:space="preserve">reload_indices()</w:t>
+      </w:r>
+      <w:r>
+        <w:t xml:space="preserve"> </w:t>
+      </w:r>
+      <w:r>
+        <w:t xml:space="preserve">to hot-swap the FAISS, BM25, chunk, and tokenised-corpus state of the running service</w:t>
+      </w:r>
+      <w:r>
+        <w:t xml:space="preserve"> </w:t>
+      </w:r>
+      <w:r>
+        <w:rPr>
+          <w:i/>
+          <w:iCs/>
+        </w:rPr>
+        <w:t xml:space="preserve">in place</w:t>
+      </w:r>
+      <w:r>
+        <w:t xml:space="preserve"> </w:t>
+      </w:r>
+      <w:r>
+        <w:t xml:space="preserve">— without re-initialising the embedding model or restarting the process. The four index files are always written and reloaded together to keep retrieval state coherent.</w:t>
+      </w:r>
+    </w:p>
     <w:p>
       <w:r>
         <w:pict>
@@ -3699,24 +4830,24 @@
         </w:pict>
       </w:r>
     </w:p>
-    <w:bookmarkEnd w:id="31"/>
-    <w:bookmarkEnd w:id="32"/>
-    <w:bookmarkStart w:id="37" w:name="X57d1f32c80879f8393b1352d8ba753499a9c37b"/>
+    <w:bookmarkEnd w:id="34"/>
+    <w:bookmarkEnd w:id="35"/>
+    <w:bookmarkStart w:id="41" w:name="X5dbe68f839e70b78a61992b0966d4bd30b074d6"/>
     <w:p>
       <w:pPr>
         <w:pStyle w:val="Heading2"/>
       </w:pPr>
       <w:r>
-        <w:t xml:space="preserve">6. Evaluation</w:t>
-      </w:r>
-    </w:p>
-    <w:bookmarkStart w:id="33" w:name="Xdce48de6a95bd61820bf31548d35bca22b23636"/>
+        <w:t xml:space="preserve">7. Evaluation</w:t>
+      </w:r>
+    </w:p>
+    <w:bookmarkStart w:id="36" w:name="Xec557e2ad6607118ae997ada5c18b3ac99cd627"/>
     <w:p>
       <w:pPr>
         <w:pStyle w:val="Heading3"/>
       </w:pPr>
       <w:r>
-        <w:t xml:space="preserve">6.1 Benchmark</w:t>
+        <w:t xml:space="preserve">7.1 Benchmark</w:t>
       </w:r>
     </w:p>
     <w:p>
@@ -3918,17 +5049,17 @@
         <w:t xml:space="preserve"> </w:t>
       </w:r>
       <w:r>
-        <w:t xml:space="preserve">as computed by Section 3's heuristic. The primary axis of evaluation is hallucination rate: the percentage of questions for which evidence validation fails.</w:t>
-      </w:r>
-    </w:p>
-    <w:bookmarkEnd w:id="33"/>
-    <w:bookmarkStart w:id="34" w:name="X2f5e89db992dd6c777011c59ad0a28909807484"/>
+        <w:t xml:space="preserve">as computed by Section 4's heuristic. The primary axis of evaluation is hallucination rate: the percentage of questions for which evidence validation fails.</w:t>
+      </w:r>
+    </w:p>
+    <w:bookmarkEnd w:id="36"/>
+    <w:bookmarkStart w:id="37" w:name="X754320247036058b5ff7cca3b42e824bb3c0d5e"/>
     <w:p>
       <w:pPr>
         <w:pStyle w:val="Heading3"/>
       </w:pPr>
       <w:r>
-        <w:t xml:space="preserve">6.2 Evaluation Protocol</w:t>
+        <w:t xml:space="preserve">7.2 Evaluation Protocol</w:t>
       </w:r>
     </w:p>
     <w:p>
@@ -3987,14 +5118,14 @@
         <w:t xml:space="preserve">) provides a human-readable per-question report with pass/fail/refusal classification and an exit code suitable for CI integration.</w:t>
       </w:r>
     </w:p>
-    <w:bookmarkEnd w:id="34"/>
-    <w:bookmarkStart w:id="35" w:name="Xf3b583377c52d0a43c93653ecf018e2ed44dca2"/>
+    <w:bookmarkEnd w:id="37"/>
+    <w:bookmarkStart w:id="38" w:name="Xa8da1c9686deafec177481335982f804fdcb17c"/>
     <w:p>
       <w:pPr>
         <w:pStyle w:val="Heading3"/>
       </w:pPr>
       <w:r>
-        <w:t xml:space="preserve">6.3 Results</w:t>
+        <w:t xml:space="preserve">7.3 Results</w:t>
       </w:r>
     </w:p>
     <w:p>
@@ -4632,17 +5763,17 @@
         <w:t xml:space="preserve">USE_MULTI_QUERY=False</w:t>
       </w:r>
       <w:r>
-        <w:t xml:space="preserve">) — a useful negative result we report in detail in Section 7.</w:t>
-      </w:r>
-    </w:p>
-    <w:bookmarkEnd w:id="35"/>
-    <w:bookmarkStart w:id="36" w:name="X33b4cfe7d3ea14307c426f19bf4fc21ec683c29"/>
+        <w:t xml:space="preserve">) — a useful negative result we report in detail in Section 9.</w:t>
+      </w:r>
+    </w:p>
+    <w:bookmarkEnd w:id="38"/>
+    <w:bookmarkStart w:id="39" w:name="Xf0794e93b38ff0bbb44b7fc3e525549f87d7a77"/>
     <w:p>
       <w:pPr>
         <w:pStyle w:val="Heading3"/>
       </w:pPr>
       <w:r>
-        <w:t xml:space="preserve">6.4 Qualitative Observations</w:t>
+        <w:t xml:space="preserve">7.4 Qualitative Observations</w:t>
       </w:r>
     </w:p>
     <w:p>
@@ -4727,6 +5858,539 @@
         <w:t xml:space="preserve">. The v3-baseline failures distribute across distinct root causes (input fragments, prompt ambiguity, retrieval coverage gaps, LLM memory citations), and each requires its own layer of defence. The cumulative pipeline reduces every category to zero in v8, but each layer contributes meaningfully and removing any one would degrade performance.</w:t>
       </w:r>
     </w:p>
+    <w:bookmarkEnd w:id="39"/>
+    <w:bookmarkStart w:id="40" w:name="X91d7c7d7a1ff7b49d48ef5ddddd22d3791f0e3b"/>
+    <w:p>
+      <w:pPr>
+        <w:pStyle w:val="Heading3"/>
+      </w:pPr>
+      <w:r>
+        <w:t xml:space="preserve">7.5 Cross-Model Benchmark (Protocol)</w:t>
+      </w:r>
+    </w:p>
+    <w:p>
+      <w:pPr>
+        <w:pStyle w:val="FirstParagraph"/>
+      </w:pPr>
+      <w:r>
+        <w:t xml:space="preserve">To situate Conan against general-purpose frontier models on Arabic legal questions, we provide a head-to-head harness (</w:t>
+      </w:r>
+      <w:r>
+        <w:rPr>
+          <w:rStyle w:val="VerbatimChar"/>
+        </w:rPr>
+        <w:t xml:space="preserve">benchmark_llms.py</w:t>
+      </w:r>
+      <w:r>
+        <w:t xml:space="preserve">) that queries our full RAG system alongside</w:t>
+      </w:r>
+      <w:r>
+        <w:t xml:space="preserve"> </w:t>
+      </w:r>
+      <w:r>
+        <w:rPr>
+          <w:rStyle w:val="VerbatimChar"/>
+        </w:rPr>
+        <w:t xml:space="preserve">openai/gpt-4o-mini</w:t>
+      </w:r>
+      <w:r>
+        <w:t xml:space="preserve"> </w:t>
+      </w:r>
+      <w:r>
+        <w:t xml:space="preserve">and</w:t>
+      </w:r>
+      <w:r>
+        <w:t xml:space="preserve"> </w:t>
+      </w:r>
+      <w:r>
+        <w:rPr>
+          <w:rStyle w:val="VerbatimChar"/>
+        </w:rPr>
+        <w:t xml:space="preserve">anthropic/claude-sonnet-4.5</w:t>
+      </w:r>
+      <w:r>
+        <w:t xml:space="preserve"> </w:t>
+      </w:r>
+      <w:r>
+        <w:t xml:space="preserve">(both routed through a single OpenRouter key for cost parity). It runs in two modes that isolate two distinct questions:</w:t>
+      </w:r>
+      <w:r>
+        <w:t xml:space="preserve"> </w:t>
+      </w:r>
+      <w:r>
+        <w:rPr>
+          <w:b/>
+          <w:bCs/>
+        </w:rPr>
+        <w:t xml:space="preserve">RAG mode</w:t>
+      </w:r>
+      <w:r>
+        <w:t xml:space="preserve">, where all three models answer from the</w:t>
+      </w:r>
+      <w:r>
+        <w:t xml:space="preserve"> </w:t>
+      </w:r>
+      <w:r>
+        <w:rPr>
+          <w:i/>
+          <w:iCs/>
+        </w:rPr>
+        <w:t xml:space="preserve">same</w:t>
+      </w:r>
+      <w:r>
+        <w:t xml:space="preserve"> </w:t>
+      </w:r>
+      <w:r>
+        <w:t xml:space="preserve">retrieved context (isolating answer-synthesis quality from retrieval), and</w:t>
+      </w:r>
+      <w:r>
+        <w:t xml:space="preserve"> </w:t>
+      </w:r>
+      <w:r>
+        <w:rPr>
+          <w:b/>
+          <w:bCs/>
+        </w:rPr>
+        <w:t xml:space="preserve">raw mode</w:t>
+      </w:r>
+      <w:r>
+        <w:t xml:space="preserve">, where each model answers from its own parametric knowledge with no retrieval (probing baseline Arabic criminal-law knowledge). Each run emits a per-model CSV recording latency, answer length, and cited article numbers, against which the same evidence-validation extractor (Section 5.3) is applied to measure citation grounding on equal footing.</w:t>
+      </w:r>
+    </w:p>
+    <w:p>
+      <w:pPr>
+        <w:pStyle w:val="BodyText"/>
+      </w:pPr>
+      <w:r>
+        <w:rPr>
+          <w:i/>
+          <w:iCs/>
+        </w:rPr>
+        <w:t xml:space="preserve">Quantitative results are pending a full benchmark run and will be reported in a subsequent revision;</w:t>
+      </w:r>
+      <w:r>
+        <w:t xml:space="preserve"> </w:t>
+      </w:r>
+      <w:r>
+        <w:t xml:space="preserve">at the time of writing the comparison could not be executed because of API-access limits on the shared OpenRouter key. The protocol is documented here so the comparison is reproducible once access is restored.</w:t>
+      </w:r>
+    </w:p>
+    <w:tbl>
+      <w:tblPr>
+        <w:tblStyle w:val="Table"/>
+        <w:tblW w:type="auto" w:w="0"/>
+        <w:tblLook w:firstRow="1" w:lastRow="0" w:firstColumn="0" w:lastColumn="0" w:noHBand="0" w:noVBand="0" w:val="0020"/>
+      </w:tblPr>
+      <w:tblGrid>
+        <w:gridCol w:w="1584"/>
+        <w:gridCol w:w="1584"/>
+        <w:gridCol w:w="1584"/>
+        <w:gridCol w:w="1584"/>
+        <w:gridCol w:w="1584"/>
+      </w:tblGrid>
+      <w:tr>
+        <w:trPr>
+          <w:tblHeader w:val="on"/>
+        </w:trPr>
+        <w:tc>
+          <w:tcPr/>
+          <w:p>
+            <w:pPr>
+              <w:pStyle w:val="Compact"/>
+            </w:pPr>
+            <w:r>
+              <w:t xml:space="preserve">Mode</w:t>
+            </w:r>
+          </w:p>
+        </w:tc>
+        <w:tc>
+          <w:tcPr/>
+          <w:p>
+            <w:pPr>
+              <w:pStyle w:val="Compact"/>
+            </w:pPr>
+            <w:r>
+              <w:t xml:space="preserve">System</w:t>
+            </w:r>
+          </w:p>
+        </w:tc>
+        <w:tc>
+          <w:tcPr/>
+          <w:p>
+            <w:pPr>
+              <w:pStyle w:val="Compact"/>
+            </w:pPr>
+            <w:r>
+              <w:t xml:space="preserve">Mean latency</w:t>
+            </w:r>
+          </w:p>
+        </w:tc>
+        <w:tc>
+          <w:tcPr/>
+          <w:p>
+            <w:pPr>
+              <w:pStyle w:val="Compact"/>
+            </w:pPr>
+            <w:r>
+              <w:t xml:space="preserve">Cited articles</w:t>
+            </w:r>
+          </w:p>
+        </w:tc>
+        <w:tc>
+          <w:tcPr/>
+          <w:p>
+            <w:pPr>
+              <w:pStyle w:val="Compact"/>
+            </w:pPr>
+            <w:r>
+              <w:t xml:space="preserve">Grounded %</w:t>
+            </w:r>
+          </w:p>
+        </w:tc>
+      </w:tr>
+      <w:tr>
+        <w:tc>
+          <w:tcPr/>
+          <w:p>
+            <w:pPr>
+              <w:pStyle w:val="Compact"/>
+            </w:pPr>
+            <w:r>
+              <w:t xml:space="preserve">RAG</w:t>
+            </w:r>
+          </w:p>
+        </w:tc>
+        <w:tc>
+          <w:tcPr/>
+          <w:p>
+            <w:pPr>
+              <w:pStyle w:val="Compact"/>
+            </w:pPr>
+            <w:r>
+              <w:t xml:space="preserve">Conan (ours)</w:t>
+            </w:r>
+          </w:p>
+        </w:tc>
+        <w:tc>
+          <w:tcPr/>
+          <w:p>
+            <w:pPr>
+              <w:pStyle w:val="Compact"/>
+            </w:pPr>
+            <w:r>
+              <w:t xml:space="preserve">—</w:t>
+            </w:r>
+          </w:p>
+        </w:tc>
+        <w:tc>
+          <w:tcPr/>
+          <w:p>
+            <w:pPr>
+              <w:pStyle w:val="Compact"/>
+            </w:pPr>
+            <w:r>
+              <w:t xml:space="preserve">—</w:t>
+            </w:r>
+          </w:p>
+        </w:tc>
+        <w:tc>
+          <w:tcPr/>
+          <w:p>
+            <w:pPr>
+              <w:pStyle w:val="Compact"/>
+            </w:pPr>
+            <w:r>
+              <w:t xml:space="preserve">—</w:t>
+            </w:r>
+          </w:p>
+        </w:tc>
+      </w:tr>
+      <w:tr>
+        <w:tc>
+          <w:tcPr/>
+          <w:p>
+            <w:pPr>
+              <w:pStyle w:val="Compact"/>
+            </w:pPr>
+            <w:r>
+              <w:t xml:space="preserve">RAG</w:t>
+            </w:r>
+          </w:p>
+        </w:tc>
+        <w:tc>
+          <w:tcPr/>
+          <w:p>
+            <w:pPr>
+              <w:pStyle w:val="Compact"/>
+            </w:pPr>
+            <w:r>
+              <w:t xml:space="preserve">gpt-4o-mini</w:t>
+            </w:r>
+          </w:p>
+        </w:tc>
+        <w:tc>
+          <w:tcPr/>
+          <w:p>
+            <w:pPr>
+              <w:pStyle w:val="Compact"/>
+            </w:pPr>
+            <w:r>
+              <w:t xml:space="preserve">—</w:t>
+            </w:r>
+          </w:p>
+        </w:tc>
+        <w:tc>
+          <w:tcPr/>
+          <w:p>
+            <w:pPr>
+              <w:pStyle w:val="Compact"/>
+            </w:pPr>
+            <w:r>
+              <w:t xml:space="preserve">—</w:t>
+            </w:r>
+          </w:p>
+        </w:tc>
+        <w:tc>
+          <w:tcPr/>
+          <w:p>
+            <w:pPr>
+              <w:pStyle w:val="Compact"/>
+            </w:pPr>
+            <w:r>
+              <w:t xml:space="preserve">—</w:t>
+            </w:r>
+          </w:p>
+        </w:tc>
+      </w:tr>
+      <w:tr>
+        <w:tc>
+          <w:tcPr/>
+          <w:p>
+            <w:pPr>
+              <w:pStyle w:val="Compact"/>
+            </w:pPr>
+            <w:r>
+              <w:t xml:space="preserve">RAG</w:t>
+            </w:r>
+          </w:p>
+        </w:tc>
+        <w:tc>
+          <w:tcPr/>
+          <w:p>
+            <w:pPr>
+              <w:pStyle w:val="Compact"/>
+            </w:pPr>
+            <w:r>
+              <w:t xml:space="preserve">claude-sonnet-4.5</w:t>
+            </w:r>
+          </w:p>
+        </w:tc>
+        <w:tc>
+          <w:tcPr/>
+          <w:p>
+            <w:pPr>
+              <w:pStyle w:val="Compact"/>
+            </w:pPr>
+            <w:r>
+              <w:t xml:space="preserve">—</w:t>
+            </w:r>
+          </w:p>
+        </w:tc>
+        <w:tc>
+          <w:tcPr/>
+          <w:p>
+            <w:pPr>
+              <w:pStyle w:val="Compact"/>
+            </w:pPr>
+            <w:r>
+              <w:t xml:space="preserve">—</w:t>
+            </w:r>
+          </w:p>
+        </w:tc>
+        <w:tc>
+          <w:tcPr/>
+          <w:p>
+            <w:pPr>
+              <w:pStyle w:val="Compact"/>
+            </w:pPr>
+            <w:r>
+              <w:t xml:space="preserve">—</w:t>
+            </w:r>
+          </w:p>
+        </w:tc>
+      </w:tr>
+      <w:tr>
+        <w:tc>
+          <w:tcPr/>
+          <w:p>
+            <w:pPr>
+              <w:pStyle w:val="Compact"/>
+            </w:pPr>
+            <w:r>
+              <w:t xml:space="preserve">Raw</w:t>
+            </w:r>
+          </w:p>
+        </w:tc>
+        <w:tc>
+          <w:tcPr/>
+          <w:p>
+            <w:pPr>
+              <w:pStyle w:val="Compact"/>
+            </w:pPr>
+            <w:r>
+              <w:t xml:space="preserve">Conan (ours)</w:t>
+            </w:r>
+          </w:p>
+        </w:tc>
+        <w:tc>
+          <w:tcPr/>
+          <w:p>
+            <w:pPr>
+              <w:pStyle w:val="Compact"/>
+            </w:pPr>
+            <w:r>
+              <w:t xml:space="preserve">—</w:t>
+            </w:r>
+          </w:p>
+        </w:tc>
+        <w:tc>
+          <w:tcPr/>
+          <w:p>
+            <w:pPr>
+              <w:pStyle w:val="Compact"/>
+            </w:pPr>
+            <w:r>
+              <w:t xml:space="preserve">—</w:t>
+            </w:r>
+          </w:p>
+        </w:tc>
+        <w:tc>
+          <w:tcPr/>
+          <w:p>
+            <w:pPr>
+              <w:pStyle w:val="Compact"/>
+            </w:pPr>
+            <w:r>
+              <w:t xml:space="preserve">—</w:t>
+            </w:r>
+          </w:p>
+        </w:tc>
+      </w:tr>
+      <w:tr>
+        <w:tc>
+          <w:tcPr/>
+          <w:p>
+            <w:pPr>
+              <w:pStyle w:val="Compact"/>
+            </w:pPr>
+            <w:r>
+              <w:t xml:space="preserve">Raw</w:t>
+            </w:r>
+          </w:p>
+        </w:tc>
+        <w:tc>
+          <w:tcPr/>
+          <w:p>
+            <w:pPr>
+              <w:pStyle w:val="Compact"/>
+            </w:pPr>
+            <w:r>
+              <w:t xml:space="preserve">gpt-4o-mini</w:t>
+            </w:r>
+          </w:p>
+        </w:tc>
+        <w:tc>
+          <w:tcPr/>
+          <w:p>
+            <w:pPr>
+              <w:pStyle w:val="Compact"/>
+            </w:pPr>
+            <w:r>
+              <w:t xml:space="preserve">—</w:t>
+            </w:r>
+          </w:p>
+        </w:tc>
+        <w:tc>
+          <w:tcPr/>
+          <w:p>
+            <w:pPr>
+              <w:pStyle w:val="Compact"/>
+            </w:pPr>
+            <w:r>
+              <w:t xml:space="preserve">—</w:t>
+            </w:r>
+          </w:p>
+        </w:tc>
+        <w:tc>
+          <w:tcPr/>
+          <w:p>
+            <w:pPr>
+              <w:pStyle w:val="Compact"/>
+            </w:pPr>
+            <w:r>
+              <w:t xml:space="preserve">—</w:t>
+            </w:r>
+          </w:p>
+        </w:tc>
+      </w:tr>
+      <w:tr>
+        <w:tc>
+          <w:tcPr/>
+          <w:p>
+            <w:pPr>
+              <w:pStyle w:val="Compact"/>
+            </w:pPr>
+            <w:r>
+              <w:t xml:space="preserve">Raw</w:t>
+            </w:r>
+          </w:p>
+        </w:tc>
+        <w:tc>
+          <w:tcPr/>
+          <w:p>
+            <w:pPr>
+              <w:pStyle w:val="Compact"/>
+            </w:pPr>
+            <w:r>
+              <w:t xml:space="preserve">claude-sonnet-4.5</w:t>
+            </w:r>
+          </w:p>
+        </w:tc>
+        <w:tc>
+          <w:tcPr/>
+          <w:p>
+            <w:pPr>
+              <w:pStyle w:val="Compact"/>
+            </w:pPr>
+            <w:r>
+              <w:t xml:space="preserve">—</w:t>
+            </w:r>
+          </w:p>
+        </w:tc>
+        <w:tc>
+          <w:tcPr/>
+          <w:p>
+            <w:pPr>
+              <w:pStyle w:val="Compact"/>
+            </w:pPr>
+            <w:r>
+              <w:t xml:space="preserve">—</w:t>
+            </w:r>
+          </w:p>
+        </w:tc>
+        <w:tc>
+          <w:tcPr/>
+          <w:p>
+            <w:pPr>
+              <w:pStyle w:val="Compact"/>
+            </w:pPr>
+            <w:r>
+              <w:t xml:space="preserve">—</w:t>
+            </w:r>
+          </w:p>
+        </w:tc>
+      </w:tr>
+    </w:tbl>
     <w:p>
       <w:r>
         <w:pict>
@@ -4734,15 +6398,15 @@
         </w:pict>
       </w:r>
     </w:p>
-    <w:bookmarkEnd w:id="36"/>
-    <w:bookmarkEnd w:id="37"/>
-    <w:bookmarkStart w:id="38" w:name="X0b6bd03affd569351e788153e072d60d574c3c8"/>
+    <w:bookmarkEnd w:id="40"/>
+    <w:bookmarkEnd w:id="41"/>
+    <w:bookmarkStart w:id="42" w:name="X9e6b39ba100fb1876affcc9b0a5aedbcac93c47"/>
     <w:p>
       <w:pPr>
         <w:pStyle w:val="Heading2"/>
       </w:pPr>
       <w:r>
-        <w:t xml:space="preserve">7. Limitations and Future Work</w:t>
+        <w:t xml:space="preserve">8. Implementation, Deployment, and Integration</w:t>
       </w:r>
     </w:p>
     <w:p>
@@ -4754,28 +6418,22 @@
           <w:b/>
           <w:bCs/>
         </w:rPr>
-        <w:t xml:space="preserve">LLM cost on free tiers.</w:t>
-      </w:r>
-      <w:r>
-        <w:t xml:space="preserve"> </w:t>
-      </w:r>
-      <w:r>
-        <w:t xml:space="preserve">The full pipeline can incur up to 3 LLM calls per hard question (initial generation, corrective retry, article-lookup rescue). Combined with the Groq free-tier 6,000-tokens-per-minute budget, this places a practical ceiling on evaluation throughput. We mitigate via inter-request delays in the evaluation harness and a hard cap of</w:t>
-      </w:r>
-      <w:r>
-        <w:t xml:space="preserve"> </w:t>
-      </w:r>
-      <w:r>
-        <w:rPr>
-          <w:rStyle w:val="VerbatimChar"/>
-        </w:rPr>
-        <w:t xml:space="preserve">RETRY_MAX_ATTEMPTS = 1</w:t>
-      </w:r>
-      <w:r>
-        <w:t xml:space="preserve"> </w:t>
-      </w:r>
-      <w:r>
-        <w:t xml:space="preserve">on the corrective retry. Paid-tier providers (OpenRouter GPT-4o / Anthropic Claude) would lift this constraint at a marginal cost increase.</w:t>
+        <w:t xml:space="preserve">Service and persona.</w:t>
+      </w:r>
+      <w:r>
+        <w:t xml:space="preserve"> </w:t>
+      </w:r>
+      <w:r>
+        <w:t xml:space="preserve">Conan is packaged as a FastAPI service with a thin router layer over the singleton retrieval, reranker, article-lookup, and session services, all loaded once at start-up. All user-facing output is in Modern Standard Arabic under a consistent government-style persona (</w:t>
+      </w:r>
+      <w:r>
+        <w:rPr>
+          <w:rStyle w:val="VerbatimChar"/>
+        </w:rPr>
+        <w:t xml:space="preserve">كونان</w:t>
+      </w:r>
+      <w:r>
+        <w:t xml:space="preserve">), enforced by the system prompts; the persona is deliberately formal and citation-bound rather than conversational.</w:t>
       </w:r>
     </w:p>
     <w:p>
@@ -4787,56 +6445,13 @@
           <w:b/>
           <w:bCs/>
         </w:rPr>
-        <w:t xml:space="preserve">Multi-query expansion regression.</w:t>
-      </w:r>
-      <w:r>
-        <w:t xml:space="preserve"> </w:t>
-      </w:r>
-      <w:r>
-        <w:t xml:space="preserve">The deliberate negative result reported in v5 — that heuristic synonym expansion</w:t>
-      </w:r>
-      <w:r>
-        <w:t xml:space="preserve"> </w:t>
-      </w:r>
-      <w:r>
-        <w:rPr>
-          <w:i/>
-          <w:iCs/>
-        </w:rPr>
-        <w:t xml:space="preserve">reduces</w:t>
-      </w:r>
-      <w:r>
-        <w:t xml:space="preserve"> </w:t>
-      </w:r>
-      <w:r>
-        <w:t xml:space="preserve">pass rate on the current index — is consistent with the [1] observation that embedding-model semantics for Arabic do not translate cleanly across closely-related but lexically-distinct legal terms (e.g.,</w:t>
-      </w:r>
-      <w:r>
-        <w:t xml:space="preserve"> </w:t>
-      </w:r>
-      <w:r>
-        <w:rPr>
-          <w:rStyle w:val="VerbatimChar"/>
-        </w:rPr>
-        <w:t xml:space="preserve">التوقيف الاحتياطي</w:t>
-      </w:r>
-      <w:r>
-        <w:t xml:space="preserve"> </w:t>
-      </w:r>
-      <w:r>
-        <w:t xml:space="preserve">vs</w:t>
-      </w:r>
-      <w:r>
-        <w:t xml:space="preserve"> </w:t>
-      </w:r>
-      <w:r>
-        <w:rPr>
-          <w:rStyle w:val="VerbatimChar"/>
-        </w:rPr>
-        <w:t xml:space="preserve">الحبس الاحتياطي</w:t>
-      </w:r>
-      <w:r>
-        <w:t xml:space="preserve">). A semantically-aware query expansion using the LLM itself, rather than a static synonym table, may recover this lost potential — a direction for future work.</w:t>
+        <w:t xml:space="preserve">Reference UI.</w:t>
+      </w:r>
+      <w:r>
+        <w:t xml:space="preserve"> </w:t>
+      </w:r>
+      <w:r>
+        <w:t xml:space="preserve">A Streamlit application ships as the reference client, exercising every endpoint (Q&amp;A, multi-turn chat with streaming, weakness analysis, defence memo, forensic check, summarisation, and document upload) and serving as living documentation of the wire contract.</w:t>
       </w:r>
     </w:p>
     <w:p>
@@ -4848,61 +6463,55 @@
           <w:b/>
           <w:bCs/>
         </w:rPr>
-        <w:t xml:space="preserve">Article-lookup precision.</w:t>
-      </w:r>
-      <w:r>
-        <w:t xml:space="preserve"> </w:t>
-      </w:r>
-      <w:r>
-        <w:t xml:space="preserve">The rescue mechanism operates on chunk</w:t>
-      </w:r>
-      <w:r>
-        <w:t xml:space="preserve"> </w:t>
-      </w:r>
-      <w:r>
-        <w:rPr>
-          <w:i/>
-          <w:iCs/>
-        </w:rPr>
-        <w:t xml:space="preserve">references</w:t>
-      </w:r>
-      <w:r>
-        <w:t xml:space="preserve"> </w:t>
-      </w:r>
-      <w:r>
-        <w:t xml:space="preserve">to article numbers, not on chunks that</w:t>
-      </w:r>
-      <w:r>
-        <w:t xml:space="preserve"> </w:t>
-      </w:r>
-      <w:r>
-        <w:rPr>
-          <w:i/>
-          <w:iCs/>
-        </w:rPr>
-        <w:t xml:space="preserve">define</w:t>
-      </w:r>
-      <w:r>
-        <w:t xml:space="preserve"> </w:t>
-      </w:r>
-      <w:r>
-        <w:t xml:space="preserve">those articles. In approximately 5 % of rescue invocations, the surfaced chunk text mentions the queried article in passing (e.g., a cassation ruling cross-referencing the article) rather than providing the article's text. This is sufficient for validation but suboptimal for answer quality. A dedicated</w:t>
-      </w:r>
-      <w:r>
-        <w:t xml:space="preserve"> </w:t>
-      </w:r>
-      <w:r>
-        <w:rPr>
-          <w:i/>
-          <w:iCs/>
-        </w:rPr>
-        <w:t xml:space="preserve">article-definition</w:t>
-      </w:r>
-      <w:r>
-        <w:t xml:space="preserve"> </w:t>
-      </w:r>
-      <w:r>
-        <w:t xml:space="preserve">index, populated by paragraph-level segmentation of the Penal Code text, would address this and is planned for future work.</w:t>
+        <w:t xml:space="preserve">Containerisation and exposure.</w:t>
+      </w:r>
+      <w:r>
+        <w:t xml:space="preserve"> </w:t>
+      </w:r>
+      <w:r>
+        <w:t xml:space="preserve">The service is containerised with a</w:t>
+      </w:r>
+      <w:r>
+        <w:t xml:space="preserve"> </w:t>
+      </w:r>
+      <w:r>
+        <w:rPr>
+          <w:rStyle w:val="VerbatimChar"/>
+        </w:rPr>
+        <w:t xml:space="preserve">Dockerfile</w:t>
+      </w:r>
+      <w:r>
+        <w:t xml:space="preserve"> </w:t>
+      </w:r>
+      <w:r>
+        <w:t xml:space="preserve">and</w:t>
+      </w:r>
+      <w:r>
+        <w:t xml:space="preserve"> </w:t>
+      </w:r>
+      <w:r>
+        <w:rPr>
+          <w:rStyle w:val="VerbatimChar"/>
+        </w:rPr>
+        <w:t xml:space="preserve">docker-compose.yml</w:t>
+      </w:r>
+      <w:r>
+        <w:t xml:space="preserve"> </w:t>
+      </w:r>
+      <w:r>
+        <w:t xml:space="preserve">(documented in</w:t>
+      </w:r>
+      <w:r>
+        <w:t xml:space="preserve"> </w:t>
+      </w:r>
+      <w:r>
+        <w:rPr>
+          <w:rStyle w:val="VerbatimChar"/>
+        </w:rPr>
+        <w:t xml:space="preserve">DEPLOY.md</w:t>
+      </w:r>
+      <w:r>
+        <w:t xml:space="preserve">) for reproducible deployment. For demonstration and remote integration the laptop-hosted backend has been exposed over a Cloudflare quick tunnel, allowing an external frontend team to integrate against a live instance without dedicated hosting.</w:t>
       </w:r>
     </w:p>
     <w:p>
@@ -4914,28 +6523,304 @@
           <w:b/>
           <w:bCs/>
         </w:rPr>
-        <w:t xml:space="preserve">Index coverage and embedding model.</w:t>
-      </w:r>
-      <w:r>
-        <w:t xml:space="preserve"> </w:t>
-      </w:r>
-      <w:r>
-        <w:t xml:space="preserve">The current index uses</w:t>
-      </w:r>
-      <w:r>
-        <w:t xml:space="preserve"> </w:t>
-      </w:r>
-      <w:r>
-        <w:rPr>
-          <w:rStyle w:val="VerbatimChar"/>
-        </w:rPr>
-        <w:t xml:space="preserve">paraphrase-multilingual-MiniLM-L12-v2</w:t>
-      </w:r>
-      <w:r>
-        <w:t xml:space="preserve"> </w:t>
-      </w:r>
-      <w:r>
-        <w:t xml:space="preserve">(384-dimensional). Aboasal et al. [5] report substantially higher MAP scores with BGE-M3 (1,024-dimensional) on a comparable Arabic legal task. An index rebuild with BGE-M3 plus article-aware chunking is the single largest remaining improvement available, but is gated on the 3–7 hour CPU rebuild time, which we defer to future work.</w:t>
+        <w:t xml:space="preserve">Frontend integration contract.</w:t>
+      </w:r>
+      <w:r>
+        <w:t xml:space="preserve"> </w:t>
+      </w:r>
+      <w:r>
+        <w:t xml:space="preserve">The API is consumed by a separate .NET frontend. To support this, the response schema is treated as a frozen wire contract: the structured shape returned by</w:t>
+      </w:r>
+      <w:r>
+        <w:t xml:space="preserve"> </w:t>
+      </w:r>
+      <w:r>
+        <w:rPr>
+          <w:rStyle w:val="VerbatimChar"/>
+        </w:rPr>
+        <w:t xml:space="preserve">/qa</w:t>
+      </w:r>
+      <w:r>
+        <w:t xml:space="preserve">,</w:t>
+      </w:r>
+      <w:r>
+        <w:t xml:space="preserve"> </w:t>
+      </w:r>
+      <w:r>
+        <w:rPr>
+          <w:rStyle w:val="VerbatimChar"/>
+        </w:rPr>
+        <w:t xml:space="preserve">/chat</w:t>
+      </w:r>
+      <w:r>
+        <w:t xml:space="preserve">,</w:t>
+      </w:r>
+      <w:r>
+        <w:t xml:space="preserve"> </w:t>
+      </w:r>
+      <w:r>
+        <w:rPr>
+          <w:rStyle w:val="VerbatimChar"/>
+        </w:rPr>
+        <w:t xml:space="preserve">/weakness</w:t>
+      </w:r>
+      <w:r>
+        <w:t xml:space="preserve">,</w:t>
+      </w:r>
+      <w:r>
+        <w:t xml:space="preserve"> </w:t>
+      </w:r>
+      <w:r>
+        <w:rPr>
+          <w:rStyle w:val="VerbatimChar"/>
+        </w:rPr>
+        <w:t xml:space="preserve">/defense</w:t>
+      </w:r>
+      <w:r>
+        <w:t xml:space="preserve">, and</w:t>
+      </w:r>
+      <w:r>
+        <w:t xml:space="preserve"> </w:t>
+      </w:r>
+      <w:r>
+        <w:rPr>
+          <w:rStyle w:val="VerbatimChar"/>
+        </w:rPr>
+        <w:t xml:space="preserve">/forensic</w:t>
+      </w:r>
+      <w:r>
+        <w:t xml:space="preserve"> </w:t>
+      </w:r>
+      <w:r>
+        <w:t xml:space="preserve">—</w:t>
+      </w:r>
+      <w:r>
+        <w:t xml:space="preserve"> </w:t>
+      </w:r>
+      <w:r>
+        <w:rPr>
+          <w:rStyle w:val="VerbatimChar"/>
+        </w:rPr>
+        <w:t xml:space="preserve">answer</w:t>
+      </w:r>
+      <w:r>
+        <w:t xml:space="preserve">/</w:t>
+      </w:r>
+      <w:r>
+        <w:rPr>
+          <w:rStyle w:val="VerbatimChar"/>
+        </w:rPr>
+        <w:t xml:space="preserve">analysis</w:t>
+      </w:r>
+      <w:r>
+        <w:t xml:space="preserve">/</w:t>
+      </w:r>
+      <w:r>
+        <w:rPr>
+          <w:rStyle w:val="VerbatimChar"/>
+        </w:rPr>
+        <w:t xml:space="preserve">memorandum</w:t>
+      </w:r>
+      <w:r>
+        <w:t xml:space="preserve">, plus</w:t>
+      </w:r>
+      <w:r>
+        <w:t xml:space="preserve"> </w:t>
+      </w:r>
+      <w:r>
+        <w:rPr>
+          <w:rStyle w:val="VerbatimChar"/>
+        </w:rPr>
+        <w:t xml:space="preserve">confidence_score</w:t>
+      </w:r>
+      <w:r>
+        <w:t xml:space="preserve">,</w:t>
+      </w:r>
+      <w:r>
+        <w:t xml:space="preserve"> </w:t>
+      </w:r>
+      <w:r>
+        <w:rPr>
+          <w:rStyle w:val="VerbatimChar"/>
+        </w:rPr>
+        <w:t xml:space="preserve">confidence_factors</w:t>
+      </w:r>
+      <w:r>
+        <w:t xml:space="preserve">,</w:t>
+      </w:r>
+      <w:r>
+        <w:t xml:space="preserve"> </w:t>
+      </w:r>
+      <w:r>
+        <w:rPr>
+          <w:rStyle w:val="VerbatimChar"/>
+        </w:rPr>
+        <w:t xml:space="preserve">sources[]</w:t>
+      </w:r>
+      <w:r>
+        <w:t xml:space="preserve"> </w:t>
+      </w:r>
+      <w:r>
+        <w:t xml:space="preserve">(with per-source</w:t>
+      </w:r>
+      <w:r>
+        <w:t xml:space="preserve"> </w:t>
+      </w:r>
+      <w:r>
+        <w:rPr>
+          <w:rStyle w:val="VerbatimChar"/>
+        </w:rPr>
+        <w:t xml:space="preserve">legal_topic</w:t>
+      </w:r>
+      <w:r>
+        <w:t xml:space="preserve">,</w:t>
+      </w:r>
+      <w:r>
+        <w:t xml:space="preserve"> </w:t>
+      </w:r>
+      <w:r>
+        <w:rPr>
+          <w:rStyle w:val="VerbatimChar"/>
+        </w:rPr>
+        <w:t xml:space="preserve">article</w:t>
+      </w:r>
+      <w:r>
+        <w:t xml:space="preserve">,</w:t>
+      </w:r>
+      <w:r>
+        <w:t xml:space="preserve"> </w:t>
+      </w:r>
+      <w:r>
+        <w:rPr>
+          <w:rStyle w:val="VerbatimChar"/>
+        </w:rPr>
+        <w:t xml:space="preserve">referenced_articles</w:t>
+      </w:r>
+      <w:r>
+        <w:t xml:space="preserve">,</w:t>
+      </w:r>
+      <w:r>
+        <w:t xml:space="preserve"> </w:t>
+      </w:r>
+      <w:r>
+        <w:rPr>
+          <w:rStyle w:val="VerbatimChar"/>
+        </w:rPr>
+        <w:t xml:space="preserve">page</w:t>
+      </w:r>
+      <w:r>
+        <w:t xml:space="preserve">,</w:t>
+      </w:r>
+      <w:r>
+        <w:t xml:space="preserve"> </w:t>
+      </w:r>
+      <w:r>
+        <w:rPr>
+          <w:rStyle w:val="VerbatimChar"/>
+        </w:rPr>
+        <w:t xml:space="preserve">retrieval_score</w:t>
+      </w:r>
+      <w:r>
+        <w:t xml:space="preserve">,</w:t>
+      </w:r>
+      <w:r>
+        <w:t xml:space="preserve"> </w:t>
+      </w:r>
+      <w:r>
+        <w:rPr>
+          <w:rStyle w:val="VerbatimChar"/>
+        </w:rPr>
+        <w:t xml:space="preserve">rerank_score</w:t>
+      </w:r>
+      <w:r>
+        <w:t xml:space="preserve">),</w:t>
+      </w:r>
+      <w:r>
+        <w:t xml:space="preserve"> </w:t>
+      </w:r>
+      <w:r>
+        <w:rPr>
+          <w:rStyle w:val="VerbatimChar"/>
+        </w:rPr>
+        <w:t xml:space="preserve">warnings[]</w:t>
+      </w:r>
+      <w:r>
+        <w:t xml:space="preserve">,</w:t>
+      </w:r>
+      <w:r>
+        <w:t xml:space="preserve"> </w:t>
+      </w:r>
+      <w:r>
+        <w:rPr>
+          <w:rStyle w:val="VerbatimChar"/>
+        </w:rPr>
+        <w:t xml:space="preserve">conflicts_detected</w:t>
+      </w:r>
+      <w:r>
+        <w:t xml:space="preserve">,</w:t>
+      </w:r>
+      <w:r>
+        <w:t xml:space="preserve"> </w:t>
+      </w:r>
+      <w:r>
+        <w:rPr>
+          <w:rStyle w:val="VerbatimChar"/>
+        </w:rPr>
+        <w:t xml:space="preserve">latency_ms</w:t>
+      </w:r>
+      <w:r>
+        <w:t xml:space="preserve">, and</w:t>
+      </w:r>
+      <w:r>
+        <w:t xml:space="preserve"> </w:t>
+      </w:r>
+      <w:r>
+        <w:rPr>
+          <w:rStyle w:val="VerbatimChar"/>
+        </w:rPr>
+        <w:t xml:space="preserve">model</w:t>
+      </w:r>
+      <w:r>
+        <w:t xml:space="preserve"> </w:t>
+      </w:r>
+      <w:r>
+        <w:t xml:space="preserve">— is documented field-by-field in two contract files (</w:t>
+      </w:r>
+      <w:r>
+        <w:rPr>
+          <w:rStyle w:val="VerbatimChar"/>
+        </w:rPr>
+        <w:t xml:space="preserve">api_contract.md</w:t>
+      </w:r>
+      <w:r>
+        <w:t xml:space="preserve">,</w:t>
+      </w:r>
+      <w:r>
+        <w:t xml:space="preserve"> </w:t>
+      </w:r>
+      <w:r>
+        <w:rPr>
+          <w:rStyle w:val="VerbatimChar"/>
+        </w:rPr>
+        <w:t xml:space="preserve">backend_contract.md</w:t>
+      </w:r>
+      <w:r>
+        <w:t xml:space="preserve">) and field names cross the wire verbatim. Arabic-language clarification</w:t>
+      </w:r>
+      <w:r>
+        <w:t xml:space="preserve"> </w:t>
+      </w:r>
+      <w:r>
+        <w:rPr>
+          <w:rStyle w:val="VerbatimChar"/>
+        </w:rPr>
+        <w:t xml:space="preserve">warnings</w:t>
+      </w:r>
+      <w:r>
+        <w:t xml:space="preserve"> </w:t>
+      </w:r>
+      <w:r>
+        <w:t xml:space="preserve">are designed to be forwarded to the end-user as-is.</w:t>
       </w:r>
     </w:p>
     <w:p>
@@ -4947,13 +6832,40 @@
           <w:b/>
           <w:bCs/>
         </w:rPr>
-        <w:t xml:space="preserve">Evaluation scope.</w:t>
-      </w:r>
-      <w:r>
-        <w:t xml:space="preserve"> </w:t>
-      </w:r>
-      <w:r>
-        <w:t xml:space="preserve">Our 28-question benchmark is comparatively small relative to the 13,000-case ALARB benchmark of [3] and the 2,500-pair dataset of [2]. While our benchmark was designed for fast, repeatable, manually-auditable evaluation during development, scaling to a comparably-sized benchmark for camera-ready evaluation is the natural next step.</w:t>
+        <w:t xml:space="preserve">Configurability.</w:t>
+      </w:r>
+      <w:r>
+        <w:t xml:space="preserve"> </w:t>
+      </w:r>
+      <w:r>
+        <w:t xml:space="preserve">Operational parameters — retrieval</w:t>
+      </w:r>
+      <w:r>
+        <w:t xml:space="preserve"> </w:t>
+      </w:r>
+      <w:r>
+        <w:rPr>
+          <w:rStyle w:val="VerbatimChar"/>
+        </w:rPr>
+        <w:t xml:space="preserve">k</w:t>
+      </w:r>
+      <w:r>
+        <w:t xml:space="preserve">, chunk sizes, confidence weights and threshold, temperatures, provider chain and per-provider request budgets, embedding and reranker selection, session limits, and self-check iterations — are centralised in a single</w:t>
+      </w:r>
+      <w:r>
+        <w:t xml:space="preserve"> </w:t>
+      </w:r>
+      <w:r>
+        <w:rPr>
+          <w:rStyle w:val="VerbatimChar"/>
+        </w:rPr>
+        <w:t xml:space="preserve">config.py</w:t>
+      </w:r>
+      <w:r>
+        <w:t xml:space="preserve"> </w:t>
+      </w:r>
+      <w:r>
+        <w:t xml:space="preserve">(overridable by environment variables), so behaviour can be tuned for a deployment without code changes.</w:t>
       </w:r>
     </w:p>
     <w:p>
@@ -4963,14 +6875,14 @@
         </w:pict>
       </w:r>
     </w:p>
-    <w:bookmarkEnd w:id="38"/>
-    <w:bookmarkStart w:id="39" w:name="X068cadce569253993d0037f110a97f237619c0f"/>
+    <w:bookmarkEnd w:id="42"/>
+    <w:bookmarkStart w:id="43" w:name="X2cd8bf37d6122ffeeb71475bd8e958d6358c0b1"/>
     <w:p>
       <w:pPr>
         <w:pStyle w:val="Heading2"/>
       </w:pPr>
       <w:r>
-        <w:t xml:space="preserve">8. Conclusion</w:t>
+        <w:t xml:space="preserve">9. Limitations and Future Work</w:t>
       </w:r>
     </w:p>
     <w:p>
@@ -4978,75 +6890,32 @@
         <w:pStyle w:val="FirstParagraph"/>
       </w:pPr>
       <w:r>
-        <w:t xml:space="preserve">We have presented</w:t>
-      </w:r>
-      <w:r>
-        <w:t xml:space="preserve"> </w:t>
-      </w:r>
-      <w:r>
-        <w:rPr>
-          <w:b/>
-          <w:bCs/>
-        </w:rPr>
-        <w:t xml:space="preserve">Conan</w:t>
-      </w:r>
-      <w:r>
-        <w:t xml:space="preserve">, a hallucination-resistant Arabic legal RAG system for Egyptian Criminal Law. By layering six grounding-defence mechanisms — input gating, citation-grounding prompts, evidence validation, corrective retry with a block-list, article-lookup rescue, iterative retrieval, and deterministic answer post-processing — on top of a standard hybrid-retrieval foundation, we drive the rate of hallucinated statutory citations from a baseline of 28.6 % down to</w:t>
-      </w:r>
-      <w:r>
-        <w:t xml:space="preserve"> </w:t>
-      </w:r>
-      <w:r>
-        <w:rPr>
-          <w:b/>
-          <w:bCs/>
-        </w:rPr>
-        <w:t xml:space="preserve">0.0 %</w:t>
-      </w:r>
-      <w:r>
-        <w:t xml:space="preserve"> </w:t>
-      </w:r>
-      <w:r>
-        <w:t xml:space="preserve">on a 28-question Egyptian-criminal-law benchmark. We additionally introduce a unified document-upload subsystem supporting three retention semantics across</w:t>
-      </w:r>
-      <w:r>
-        <w:t xml:space="preserve"> </w:t>
-      </w:r>
-      <w:r>
-        <w:rPr>
-          <w:rStyle w:val="VerbatimChar"/>
-        </w:rPr>
-        <w:t xml:space="preserve">.txt</w:t>
-      </w:r>
-      <w:r>
-        <w:t xml:space="preserve">,</w:t>
-      </w:r>
-      <w:r>
-        <w:t xml:space="preserve"> </w:t>
-      </w:r>
-      <w:r>
-        <w:rPr>
-          <w:rStyle w:val="VerbatimChar"/>
-        </w:rPr>
-        <w:t xml:space="preserve">.pdf</w:t>
-      </w:r>
-      <w:r>
-        <w:t xml:space="preserve">, and</w:t>
-      </w:r>
-      <w:r>
-        <w:t xml:space="preserve"> </w:t>
-      </w:r>
-      <w:r>
-        <w:rPr>
-          <w:rStyle w:val="VerbatimChar"/>
-        </w:rPr>
-        <w:t xml:space="preserve">.docx</w:t>
-      </w:r>
-      <w:r>
-        <w:t xml:space="preserve"> </w:t>
-      </w:r>
-      <w:r>
-        <w:t xml:space="preserve">formats. We release the system, the evaluation harness, and the five-version CSV evaluation trail to support reproducible auditing.</w:t>
+        <w:rPr>
+          <w:b/>
+          <w:bCs/>
+        </w:rPr>
+        <w:t xml:space="preserve">LLM cost on free tiers.</w:t>
+      </w:r>
+      <w:r>
+        <w:t xml:space="preserve"> </w:t>
+      </w:r>
+      <w:r>
+        <w:t xml:space="preserve">The full pipeline can incur up to 3 LLM calls per hard question (initial generation, corrective retry, article-lookup rescue). Combined with the Groq free-tier 6,000-tokens-per-minute budget, this places a practical ceiling on evaluation throughput. We mitigate via inter-request delays in the evaluation harness and a hard cap of</w:t>
+      </w:r>
+      <w:r>
+        <w:t xml:space="preserve"> </w:t>
+      </w:r>
+      <w:r>
+        <w:rPr>
+          <w:rStyle w:val="VerbatimChar"/>
+        </w:rPr>
+        <w:t xml:space="preserve">RETRY_MAX_ATTEMPTS = 1</w:t>
+      </w:r>
+      <w:r>
+        <w:t xml:space="preserve"> </w:t>
+      </w:r>
+      <w:r>
+        <w:t xml:space="preserve">on the corrective retry. Paid-tier providers (OpenRouter GPT-4o / Anthropic Claude) would lift this constraint at a marginal cost increase.</w:t>
       </w:r>
     </w:p>
     <w:p>
@@ -5054,23 +6923,177 @@
         <w:pStyle w:val="BodyText"/>
       </w:pPr>
       <w:r>
-        <w:t xml:space="preserve">Our key methodological contribution is the demonstration that</w:t>
-      </w:r>
-      <w:r>
-        <w:t xml:space="preserve"> </w:t>
-      </w:r>
-      <w:r>
-        <w:rPr>
-          <w:b/>
-          <w:bCs/>
-        </w:rPr>
-        <w:t xml:space="preserve">no single mechanism is sufficient</w:t>
-      </w:r>
-      <w:r>
-        <w:t xml:space="preserve"> </w:t>
-      </w:r>
-      <w:r>
-        <w:t xml:space="preserve">for hallucination suppression in Arabic legal RAG; instead, a layered approach matching the heterogeneous failure modes of the underlying components (LLM memory citations, retrieval coverage gaps, fragmentary user inputs, wrong-law confusion, prompt-template leakage) is required. We hope this work informs and accelerates the deployment of Arabic legal-AI systems in production settings.</w:t>
+        <w:rPr>
+          <w:b/>
+          <w:bCs/>
+        </w:rPr>
+        <w:t xml:space="preserve">Multi-query expansion regression.</w:t>
+      </w:r>
+      <w:r>
+        <w:t xml:space="preserve"> </w:t>
+      </w:r>
+      <w:r>
+        <w:t xml:space="preserve">The deliberate negative result reported in v5 — that heuristic synonym expansion</w:t>
+      </w:r>
+      <w:r>
+        <w:t xml:space="preserve"> </w:t>
+      </w:r>
+      <w:r>
+        <w:rPr>
+          <w:i/>
+          <w:iCs/>
+        </w:rPr>
+        <w:t xml:space="preserve">reduces</w:t>
+      </w:r>
+      <w:r>
+        <w:t xml:space="preserve"> </w:t>
+      </w:r>
+      <w:r>
+        <w:t xml:space="preserve">pass rate on the current index — is consistent with the [1] observation that embedding-model semantics for Arabic do not translate cleanly across closely-related but lexically-distinct legal terms (e.g.,</w:t>
+      </w:r>
+      <w:r>
+        <w:t xml:space="preserve"> </w:t>
+      </w:r>
+      <w:r>
+        <w:rPr>
+          <w:rStyle w:val="VerbatimChar"/>
+        </w:rPr>
+        <w:t xml:space="preserve">التوقيف الاحتياطي</w:t>
+      </w:r>
+      <w:r>
+        <w:t xml:space="preserve"> </w:t>
+      </w:r>
+      <w:r>
+        <w:t xml:space="preserve">vs</w:t>
+      </w:r>
+      <w:r>
+        <w:t xml:space="preserve"> </w:t>
+      </w:r>
+      <w:r>
+        <w:rPr>
+          <w:rStyle w:val="VerbatimChar"/>
+        </w:rPr>
+        <w:t xml:space="preserve">الحبس الاحتياطي</w:t>
+      </w:r>
+      <w:r>
+        <w:t xml:space="preserve">). A semantically-aware query expansion using the LLM itself, rather than a static synonym table, may recover this lost potential — a direction for future work.</w:t>
+      </w:r>
+    </w:p>
+    <w:p>
+      <w:pPr>
+        <w:pStyle w:val="BodyText"/>
+      </w:pPr>
+      <w:r>
+        <w:rPr>
+          <w:b/>
+          <w:bCs/>
+        </w:rPr>
+        <w:t xml:space="preserve">Article-lookup precision.</w:t>
+      </w:r>
+      <w:r>
+        <w:t xml:space="preserve"> </w:t>
+      </w:r>
+      <w:r>
+        <w:t xml:space="preserve">The rescue mechanism operates on chunk</w:t>
+      </w:r>
+      <w:r>
+        <w:t xml:space="preserve"> </w:t>
+      </w:r>
+      <w:r>
+        <w:rPr>
+          <w:i/>
+          <w:iCs/>
+        </w:rPr>
+        <w:t xml:space="preserve">references</w:t>
+      </w:r>
+      <w:r>
+        <w:t xml:space="preserve"> </w:t>
+      </w:r>
+      <w:r>
+        <w:t xml:space="preserve">to article numbers, not on chunks that</w:t>
+      </w:r>
+      <w:r>
+        <w:t xml:space="preserve"> </w:t>
+      </w:r>
+      <w:r>
+        <w:rPr>
+          <w:i/>
+          <w:iCs/>
+        </w:rPr>
+        <w:t xml:space="preserve">define</w:t>
+      </w:r>
+      <w:r>
+        <w:t xml:space="preserve"> </w:t>
+      </w:r>
+      <w:r>
+        <w:t xml:space="preserve">those articles. In approximately 5 % of rescue invocations, the surfaced chunk text mentions the queried article in passing (e.g., a cassation ruling cross-referencing the article) rather than providing the article's text. This is sufficient for validation but suboptimal for answer quality. A dedicated</w:t>
+      </w:r>
+      <w:r>
+        <w:t xml:space="preserve"> </w:t>
+      </w:r>
+      <w:r>
+        <w:rPr>
+          <w:i/>
+          <w:iCs/>
+        </w:rPr>
+        <w:t xml:space="preserve">article-definition</w:t>
+      </w:r>
+      <w:r>
+        <w:t xml:space="preserve"> </w:t>
+      </w:r>
+      <w:r>
+        <w:t xml:space="preserve">index, populated by paragraph-level segmentation of the Penal Code text, would address this and is planned for future work.</w:t>
+      </w:r>
+    </w:p>
+    <w:p>
+      <w:pPr>
+        <w:pStyle w:val="BodyText"/>
+      </w:pPr>
+      <w:r>
+        <w:rPr>
+          <w:b/>
+          <w:bCs/>
+        </w:rPr>
+        <w:t xml:space="preserve">Index coverage and embedding model.</w:t>
+      </w:r>
+      <w:r>
+        <w:t xml:space="preserve"> </w:t>
+      </w:r>
+      <w:r>
+        <w:t xml:space="preserve">The current index uses</w:t>
+      </w:r>
+      <w:r>
+        <w:t xml:space="preserve"> </w:t>
+      </w:r>
+      <w:r>
+        <w:rPr>
+          <w:rStyle w:val="VerbatimChar"/>
+        </w:rPr>
+        <w:t xml:space="preserve">paraphrase-multilingual-MiniLM-L12-v2</w:t>
+      </w:r>
+      <w:r>
+        <w:t xml:space="preserve"> </w:t>
+      </w:r>
+      <w:r>
+        <w:t xml:space="preserve">(384-dimensional). Aboasal et al. [5] report substantially higher MAP scores with BGE-M3 (1,024-dimensional) on a comparable Arabic legal task. An index rebuild with BGE-M3 plus article-aware chunking is the single largest remaining improvement available, but is gated on the 3–7 hour CPU rebuild time, which we defer to future work.</w:t>
+      </w:r>
+    </w:p>
+    <w:p>
+      <w:pPr>
+        <w:pStyle w:val="BodyText"/>
+      </w:pPr>
+      <w:r>
+        <w:rPr>
+          <w:b/>
+          <w:bCs/>
+        </w:rPr>
+        <w:t xml:space="preserve">Evaluation scope.</w:t>
+      </w:r>
+      <w:r>
+        <w:t xml:space="preserve"> </w:t>
+      </w:r>
+      <w:r>
+        <w:t xml:space="preserve">Our 28-question benchmark is comparatively small relative to the 13,000-case ALARB benchmark of [3] and the 2,500-pair dataset of [2]. While our benchmark was designed for fast, repeatable, manually-auditable evaluation during development, scaling to a comparably-sized benchmark for camera-ready evaluation is the natural next step.</w:t>
       </w:r>
     </w:p>
     <w:p>
@@ -5080,14 +7103,14 @@
         </w:pict>
       </w:r>
     </w:p>
-    <w:bookmarkEnd w:id="39"/>
-    <w:bookmarkStart w:id="40" w:name="acknowledgements"/>
+    <w:bookmarkEnd w:id="43"/>
+    <w:bookmarkStart w:id="44" w:name="Xc72408c88f6aa3f318e9c4f077d22b48a39071f"/>
     <w:p>
       <w:pPr>
         <w:pStyle w:val="Heading2"/>
       </w:pPr>
       <w:r>
-        <w:t xml:space="preserve">Acknowledgements</w:t>
+        <w:t xml:space="preserve">10. Conclusion</w:t>
       </w:r>
     </w:p>
     <w:p>
@@ -5095,7 +7118,99 @@
         <w:pStyle w:val="FirstParagraph"/>
       </w:pPr>
       <w:r>
-        <w:t xml:space="preserve">The authors thank the open-source community behind FAISS, BM25, BGE-Reranker-v2-M3, the Groq LLM platform, Google Gemini, and OpenRouter, without whose tools this work would not be possible.</w:t>
+        <w:t xml:space="preserve">We have presented</w:t>
+      </w:r>
+      <w:r>
+        <w:t xml:space="preserve"> </w:t>
+      </w:r>
+      <w:r>
+        <w:rPr>
+          <w:b/>
+          <w:bCs/>
+        </w:rPr>
+        <w:t xml:space="preserve">Conan</w:t>
+      </w:r>
+      <w:r>
+        <w:t xml:space="preserve">, a hallucination-resistant Arabic legal RAG system for Egyptian Criminal Law. By layering six grounding-defence mechanisms — input gating, citation-grounding prompts, evidence validation, corrective retry with a block-list, article-lookup rescue, iterative retrieval, and deterministic answer post-processing — on top of a standard hybrid-retrieval foundation, we drive the rate of hallucinated statutory citations from a baseline of 28.6 % down to</w:t>
+      </w:r>
+      <w:r>
+        <w:t xml:space="preserve"> </w:t>
+      </w:r>
+      <w:r>
+        <w:rPr>
+          <w:b/>
+          <w:bCs/>
+        </w:rPr>
+        <w:t xml:space="preserve">0.0 %</w:t>
+      </w:r>
+      <w:r>
+        <w:t xml:space="preserve"> </w:t>
+      </w:r>
+      <w:r>
+        <w:t xml:space="preserve">on a 28-question Egyptian-criminal-law benchmark. We additionally introduce a unified document-upload subsystem supporting three retention semantics across</w:t>
+      </w:r>
+      <w:r>
+        <w:t xml:space="preserve"> </w:t>
+      </w:r>
+      <w:r>
+        <w:rPr>
+          <w:rStyle w:val="VerbatimChar"/>
+        </w:rPr>
+        <w:t xml:space="preserve">.txt</w:t>
+      </w:r>
+      <w:r>
+        <w:t xml:space="preserve">,</w:t>
+      </w:r>
+      <w:r>
+        <w:t xml:space="preserve"> </w:t>
+      </w:r>
+      <w:r>
+        <w:rPr>
+          <w:rStyle w:val="VerbatimChar"/>
+        </w:rPr>
+        <w:t xml:space="preserve">.pdf</w:t>
+      </w:r>
+      <w:r>
+        <w:t xml:space="preserve">, and</w:t>
+      </w:r>
+      <w:r>
+        <w:t xml:space="preserve"> </w:t>
+      </w:r>
+      <w:r>
+        <w:rPr>
+          <w:rStyle w:val="VerbatimChar"/>
+        </w:rPr>
+        <w:t xml:space="preserve">.docx</w:t>
+      </w:r>
+      <w:r>
+        <w:t xml:space="preserve"> </w:t>
+      </w:r>
+      <w:r>
+        <w:t xml:space="preserve">formats. We release the system, the evaluation harness, and the five-version CSV evaluation trail to support reproducible auditing.</w:t>
+      </w:r>
+    </w:p>
+    <w:p>
+      <w:pPr>
+        <w:pStyle w:val="BodyText"/>
+      </w:pPr>
+      <w:r>
+        <w:t xml:space="preserve">Our key methodological contribution is the demonstration that</w:t>
+      </w:r>
+      <w:r>
+        <w:t xml:space="preserve"> </w:t>
+      </w:r>
+      <w:r>
+        <w:rPr>
+          <w:b/>
+          <w:bCs/>
+        </w:rPr>
+        <w:t xml:space="preserve">no single mechanism is sufficient</w:t>
+      </w:r>
+      <w:r>
+        <w:t xml:space="preserve"> </w:t>
+      </w:r>
+      <w:r>
+        <w:t xml:space="preserve">for hallucination suppression in Arabic legal RAG; instead, a layered approach matching the heterogeneous failure modes of the underlying components (LLM memory citations, retrieval coverage gaps, fragmentary user inputs, wrong-law confusion, prompt-template leakage) is required. We hope this work informs and accelerates the deployment of Arabic legal-AI systems in production settings.</w:t>
       </w:r>
     </w:p>
     <w:p>
@@ -5105,14 +7220,14 @@
         </w:pict>
       </w:r>
     </w:p>
-    <w:bookmarkEnd w:id="40"/>
-    <w:bookmarkStart w:id="41" w:name="references"/>
+    <w:bookmarkEnd w:id="44"/>
+    <w:bookmarkStart w:id="45" w:name="acknowledgements"/>
     <w:p>
       <w:pPr>
         <w:pStyle w:val="Heading2"/>
       </w:pPr>
       <w:r>
-        <w:t xml:space="preserve">References</w:t>
+        <w:t xml:space="preserve">Acknowledgements</w:t>
       </w:r>
     </w:p>
     <w:p>
@@ -5120,138 +7235,7 @@
         <w:pStyle w:val="FirstParagraph"/>
       </w:pPr>
       <w:r>
-        <w:t xml:space="preserve">[1] S. R. El-Beltagy and M. A. Abdallah, "Exploring Retrieval Augmented Generation in Arabic,"</w:t>
-      </w:r>
-      <w:r>
-        <w:t xml:space="preserve"> </w:t>
-      </w:r>
-      <w:r>
-        <w:rPr>
-          <w:i/>
-          <w:iCs/>
-        </w:rPr>
-        <w:t xml:space="preserve">Procedia Computer Science</w:t>
-      </w:r>
-      <w:r>
-        <w:t xml:space="preserve">, vol. 244, pp. 296–307, 2024.</w:t>
-      </w:r>
-      <w:r>
-        <w:t xml:space="preserve"> </w:t>
-      </w:r>
-      <w:r>
-        <w:rPr>
-          <w:i/>
-          <w:iCs/>
-        </w:rPr>
-        <w:t xml:space="preserve">6th International Conference on AI in Computational Linguistics (ACLing 2024)</w:t>
-      </w:r>
-      <w:r>
-        <w:t xml:space="preserve">. DOI: 10.1016/j.procs.2024.10.203.</w:t>
-      </w:r>
-    </w:p>
-    <w:p>
-      <w:pPr>
-        <w:pStyle w:val="BodyText"/>
-      </w:pPr>
-      <w:r>
-        <w:t xml:space="preserve">[2] J. Hrimech, M. Mghari, and Y. Zaz, "Retrieval-augmented generation for Arabic legal information: the family code case study,"</w:t>
-      </w:r>
-      <w:r>
-        <w:t xml:space="preserve"> </w:t>
-      </w:r>
-      <w:r>
-        <w:rPr>
-          <w:i/>
-          <w:iCs/>
-        </w:rPr>
-        <w:t xml:space="preserve">TELKOMNIKA Telecommunication Computing Electronics and Control</w:t>
-      </w:r>
-      <w:r>
-        <w:t xml:space="preserve">, vol. 23, no. 6, pp. 1495–1505, Dec. 2025. DOI: 10.12928/TELKOMNIKA.v23i6.27400. ISSN: 1693-6930.</w:t>
-      </w:r>
-    </w:p>
-    <w:p>
-      <w:pPr>
-        <w:pStyle w:val="BodyText"/>
-      </w:pPr>
-      <w:r>
-        <w:t xml:space="preserve">[3] H. Abu Shairah, S. AlHarbi, A. AlHussein, S. Alsabea, O. Shaqaqi, H. AlShamlan, O. Knio, and G. Turkiyyah, "ALARB: An Arabic Legal Argument Reasoning Benchmark," in</w:t>
-      </w:r>
-      <w:r>
-        <w:t xml:space="preserve"> </w:t>
-      </w:r>
-      <w:r>
-        <w:rPr>
-          <w:i/>
-          <w:iCs/>
-        </w:rPr>
-        <w:t xml:space="preserve">Proceedings of the Third Arabic Natural Language Processing Conference</w:t>
-      </w:r>
-      <w:r>
-        <w:t xml:space="preserve">, pp. 389–406, Association for Computational Linguistics, Nov. 8–9, 2025.</w:t>
-      </w:r>
-    </w:p>
-    <w:p>
-      <w:pPr>
-        <w:pStyle w:val="BodyText"/>
-      </w:pPr>
-      <w:r>
-        <w:t xml:space="preserve">[4] M. Alghamdi, M. Abushawarib, M. Ellouh, M. Ghaleb, and M. Felemban, "Enhancing Arabic Information Retrieval for Question Answering," in</w:t>
-      </w:r>
-      <w:r>
-        <w:t xml:space="preserve"> </w:t>
-      </w:r>
-      <w:r>
-        <w:rPr>
-          <w:i/>
-          <w:iCs/>
-        </w:rPr>
-        <w:t xml:space="preserve">ICFNDS '23: Proceedings of the 7th International Conference on Future Networks and Distributed Systems</w:t>
-      </w:r>
-      <w:r>
-        <w:t xml:space="preserve">, Dubai, UAE, Dec. 21–22, 2023. DOI: 10.1145/3644713.3644763. ISBN: 9798400709036.</w:t>
-      </w:r>
-    </w:p>
-    <w:p>
-      <w:pPr>
-        <w:pStyle w:val="BodyText"/>
-      </w:pPr>
-      <w:r>
-        <w:t xml:space="preserve">[5] R. Aboasal, S. Montasser, F. Hossam Eldin, A. Abdelwahab, and H. Abdelazim, "Arabic Legal Information Retrieval: The Impact of Morphological Segmentation and Semantic Embeddings,"</w:t>
-      </w:r>
-      <w:r>
-        <w:t xml:space="preserve"> </w:t>
-      </w:r>
-      <w:r>
-        <w:rPr>
-          <w:i/>
-          <w:iCs/>
-        </w:rPr>
-        <w:t xml:space="preserve">Procedia Computer Science</w:t>
-      </w:r>
-      <w:r>
-        <w:t xml:space="preserve">, vol. 275, pp. 275–282, 2026.</w:t>
-      </w:r>
-      <w:r>
-        <w:t xml:space="preserve"> </w:t>
-      </w:r>
-      <w:r>
-        <w:rPr>
-          <w:i/>
-          <w:iCs/>
-        </w:rPr>
-        <w:t xml:space="preserve">7th International Conference on AI in Computational Linguistics (ACLing 2025)</w:t>
-      </w:r>
-      <w:r>
-        <w:t xml:space="preserve">.</w:t>
-      </w:r>
-    </w:p>
-    <w:p>
-      <w:pPr>
-        <w:pStyle w:val="BodyText"/>
-      </w:pPr>
-      <w:r>
-        <w:t xml:space="preserve">[6] "Mini-RAG Project: Learnings &amp; Technologies," internal RAG-implementation documentation, on file with the authors.</w:t>
+        <w:t xml:space="preserve">The authors thank the open-source community behind FAISS, BM25, BGE-Reranker-v2-M3, the Groq LLM platform, Google Gemini, and OpenRouter, without whose tools this work would not be possible.</w:t>
       </w:r>
     </w:p>
     <w:p>
@@ -5261,20 +7245,176 @@
         </w:pict>
       </w:r>
     </w:p>
+    <w:bookmarkEnd w:id="45"/>
+    <w:bookmarkStart w:id="46" w:name="references"/>
+    <w:p>
+      <w:pPr>
+        <w:pStyle w:val="Heading2"/>
+      </w:pPr>
+      <w:r>
+        <w:t xml:space="preserve">References</w:t>
+      </w:r>
+    </w:p>
     <w:p>
       <w:pPr>
         <w:pStyle w:val="FirstParagraph"/>
       </w:pPr>
+      <w:r>
+        <w:t xml:space="preserve">[1] S. R. El-Beltagy and M. A. Abdallah, "Exploring Retrieval Augmented Generation in Arabic,"</w:t>
+      </w:r>
+      <w:r>
+        <w:t xml:space="preserve"> </w:t>
+      </w:r>
       <w:r>
         <w:rPr>
           <w:i/>
           <w:iCs/>
         </w:rPr>
+        <w:t xml:space="preserve">Procedia Computer Science</w:t>
+      </w:r>
+      <w:r>
+        <w:t xml:space="preserve">, vol. 244, pp. 296–307, 2024.</w:t>
+      </w:r>
+      <w:r>
+        <w:t xml:space="preserve"> </w:t>
+      </w:r>
+      <w:r>
+        <w:rPr>
+          <w:i/>
+          <w:iCs/>
+        </w:rPr>
+        <w:t xml:space="preserve">6th International Conference on AI in Computational Linguistics (ACLing 2024)</w:t>
+      </w:r>
+      <w:r>
+        <w:t xml:space="preserve">. DOI: 10.1016/j.procs.2024.10.203.</w:t>
+      </w:r>
+    </w:p>
+    <w:p>
+      <w:pPr>
+        <w:pStyle w:val="BodyText"/>
+      </w:pPr>
+      <w:r>
+        <w:t xml:space="preserve">[2] J. Hrimech, M. Mghari, and Y. Zaz, "Retrieval-augmented generation for Arabic legal information: the family code case study,"</w:t>
+      </w:r>
+      <w:r>
+        <w:t xml:space="preserve"> </w:t>
+      </w:r>
+      <w:r>
+        <w:rPr>
+          <w:i/>
+          <w:iCs/>
+        </w:rPr>
+        <w:t xml:space="preserve">TELKOMNIKA Telecommunication Computing Electronics and Control</w:t>
+      </w:r>
+      <w:r>
+        <w:t xml:space="preserve">, vol. 23, no. 6, pp. 1495–1505, Dec. 2025. DOI: 10.12928/TELKOMNIKA.v23i6.27400. ISSN: 1693-6930.</w:t>
+      </w:r>
+    </w:p>
+    <w:p>
+      <w:pPr>
+        <w:pStyle w:val="BodyText"/>
+      </w:pPr>
+      <w:r>
+        <w:t xml:space="preserve">[3] H. Abu Shairah, S. AlHarbi, A. AlHussein, S. Alsabea, O. Shaqaqi, H. AlShamlan, O. Knio, and G. Turkiyyah, "ALARB: An Arabic Legal Argument Reasoning Benchmark," in</w:t>
+      </w:r>
+      <w:r>
+        <w:t xml:space="preserve"> </w:t>
+      </w:r>
+      <w:r>
+        <w:rPr>
+          <w:i/>
+          <w:iCs/>
+        </w:rPr>
+        <w:t xml:space="preserve">Proceedings of the Third Arabic Natural Language Processing Conference</w:t>
+      </w:r>
+      <w:r>
+        <w:t xml:space="preserve">, pp. 389–406, Association for Computational Linguistics, Nov. 8–9, 2025.</w:t>
+      </w:r>
+    </w:p>
+    <w:p>
+      <w:pPr>
+        <w:pStyle w:val="BodyText"/>
+      </w:pPr>
+      <w:r>
+        <w:t xml:space="preserve">[4] M. Alghamdi, M. Abushawarib, M. Ellouh, M. Ghaleb, and M. Felemban, "Enhancing Arabic Information Retrieval for Question Answering," in</w:t>
+      </w:r>
+      <w:r>
+        <w:t xml:space="preserve"> </w:t>
+      </w:r>
+      <w:r>
+        <w:rPr>
+          <w:i/>
+          <w:iCs/>
+        </w:rPr>
+        <w:t xml:space="preserve">ICFNDS '23: Proceedings of the 7th International Conference on Future Networks and Distributed Systems</w:t>
+      </w:r>
+      <w:r>
+        <w:t xml:space="preserve">, Dubai, UAE, Dec. 21–22, 2023. DOI: 10.1145/3644713.3644763. ISBN: 9798400709036.</w:t>
+      </w:r>
+    </w:p>
+    <w:p>
+      <w:pPr>
+        <w:pStyle w:val="BodyText"/>
+      </w:pPr>
+      <w:r>
+        <w:t xml:space="preserve">[5] R. Aboasal, S. Montasser, F. Hossam Eldin, A. Abdelwahab, and H. Abdelazim, "Arabic Legal Information Retrieval: The Impact of Morphological Segmentation and Semantic Embeddings,"</w:t>
+      </w:r>
+      <w:r>
+        <w:t xml:space="preserve"> </w:t>
+      </w:r>
+      <w:r>
+        <w:rPr>
+          <w:i/>
+          <w:iCs/>
+        </w:rPr>
+        <w:t xml:space="preserve">Procedia Computer Science</w:t>
+      </w:r>
+      <w:r>
+        <w:t xml:space="preserve">, vol. 275, pp. 275–282, 2026.</w:t>
+      </w:r>
+      <w:r>
+        <w:t xml:space="preserve"> </w:t>
+      </w:r>
+      <w:r>
+        <w:rPr>
+          <w:i/>
+          <w:iCs/>
+        </w:rPr>
+        <w:t xml:space="preserve">7th International Conference on AI in Computational Linguistics (ACLing 2025)</w:t>
+      </w:r>
+      <w:r>
+        <w:t xml:space="preserve">.</w:t>
+      </w:r>
+    </w:p>
+    <w:p>
+      <w:pPr>
+        <w:pStyle w:val="BodyText"/>
+      </w:pPr>
+      <w:r>
+        <w:t xml:space="preserve">[6] "Mini-RAG Project: Learnings &amp; Technologies," internal RAG-implementation documentation, on file with the authors.</w:t>
+      </w:r>
+    </w:p>
+    <w:p>
+      <w:r>
+        <w:pict>
+          <v:rect style="width:0;height:1.5pt" o:hralign="center" o:hrstd="t" o:hr="t"/>
+        </w:pict>
+      </w:r>
+    </w:p>
+    <w:p>
+      <w:pPr>
+        <w:pStyle w:val="FirstParagraph"/>
+      </w:pPr>
+      <w:r>
+        <w:rPr>
+          <w:i/>
+          <w:iCs/>
+        </w:rPr>
         <w:t xml:space="preserve">Manuscript prepared as a draft for a future conference submission. Source code, evaluation CSVs (versions v3–v8), and the evaluation harness are available alongside this document in the project repository.</w:t>
       </w:r>
     </w:p>
-    <w:bookmarkEnd w:id="41"/>
-    <w:bookmarkEnd w:id="42"/>
+    <w:bookmarkEnd w:id="46"/>
+    <w:bookmarkEnd w:id="47"/>
     <w:sectPr>
       <w:footnotePr>
         <w:numRestart w:val="eachSect"/>
